--- a/model_output/F1ASR.docx
+++ b/model_output/F1ASR.docx
@@ -489,31 +489,31 @@
                 <w:rFonts w:ascii="Calibri" w:hAnsi="Calibri"/>
                 <w:sz w:val="20"/>
               </w:rPr>
-              <w:t xml:space="default">[2.84, 3.30]</w:t>
-            </w:r>
-          </w:p>
-        </w:tc>
-        <w:tc>
-          <w:tcPr>
-            <w:tcBorders>
-              <w:top w:val="single" w:space="0" w:color="D3D3D3"/>
-              <w:bottom w:val="single" w:space="0" w:color="D3D3D3"/>
-              <w:start w:val="single" w:space="0" w:color="D3D3D3"/>
-              <w:end w:val="single" w:space="0" w:color="D3D3D3"/>
-            </w:tcBorders>
-          </w:tcPr>
-          <w:p>
-            <w:pPr>
-              <w:spacing w:before="0" w:after="60"/>
-              <w:keepNext/>
-              <w:jc w:val="end"/>
-            </w:pPr>
-            <w:r>
-              <w:rPr>
-                <w:rFonts w:ascii="Calibri" w:hAnsi="Calibri"/>
-                <w:sz w:val="20"/>
-              </w:rPr>
-              <w:t xml:space="default"/>
+              <w:t xml:space="default">[2.83, 3.31]</w:t>
+            </w:r>
+          </w:p>
+        </w:tc>
+        <w:tc>
+          <w:tcPr>
+            <w:tcBorders>
+              <w:top w:val="single" w:space="0" w:color="D3D3D3"/>
+              <w:bottom w:val="single" w:space="0" w:color="D3D3D3"/>
+              <w:start w:val="single" w:space="0" w:color="D3D3D3"/>
+              <w:end w:val="single" w:space="0" w:color="D3D3D3"/>
+            </w:tcBorders>
+          </w:tcPr>
+          <w:p>
+            <w:pPr>
+              <w:spacing w:before="0" w:after="60"/>
+              <w:keepNext/>
+              <w:jc w:val="end"/>
+            </w:pPr>
+            <w:r>
+              <w:rPr>
+                <w:rFonts w:ascii="Calibri" w:hAnsi="Calibri"/>
+                <w:sz w:val="20"/>
+              </w:rPr>
+              <w:t xml:space="default">42.3</w:t>
             </w:r>
           </w:p>
         </w:tc>
@@ -711,31 +711,31 @@
                 <w:rFonts w:ascii="Calibri" w:hAnsi="Calibri"/>
                 <w:sz w:val="20"/>
               </w:rPr>
-              <w:t xml:space="default">[0.16, 0.74]</w:t>
-            </w:r>
-          </w:p>
-        </w:tc>
-        <w:tc>
-          <w:tcPr>
-            <w:tcBorders>
-              <w:top w:val="single" w:space="0" w:color="D3D3D3"/>
-              <w:bottom w:val="single" w:space="0" w:color="D3D3D3"/>
-              <w:start w:val="single" w:space="0" w:color="D3D3D3"/>
-              <w:end w:val="single" w:space="0" w:color="D3D3D3"/>
-            </w:tcBorders>
-          </w:tcPr>
-          <w:p>
-            <w:pPr>
-              <w:spacing w:before="0" w:after="60"/>
-              <w:keepNext/>
-              <w:jc w:val="end"/>
-            </w:pPr>
-            <w:r>
-              <w:rPr>
-                <w:rFonts w:ascii="Calibri" w:hAnsi="Calibri"/>
-                <w:sz w:val="20"/>
-              </w:rPr>
-              <w:t xml:space="default"/>
+              <w:t xml:space="default">[0.15, 0.75]</w:t>
+            </w:r>
+          </w:p>
+        </w:tc>
+        <w:tc>
+          <w:tcPr>
+            <w:tcBorders>
+              <w:top w:val="single" w:space="0" w:color="D3D3D3"/>
+              <w:bottom w:val="single" w:space="0" w:color="D3D3D3"/>
+              <w:start w:val="single" w:space="0" w:color="D3D3D3"/>
+              <w:end w:val="single" w:space="0" w:color="D3D3D3"/>
+            </w:tcBorders>
+          </w:tcPr>
+          <w:p>
+            <w:pPr>
+              <w:spacing w:before="0" w:after="60"/>
+              <w:keepNext/>
+              <w:jc w:val="end"/>
+            </w:pPr>
+            <w:r>
+              <w:rPr>
+                <w:rFonts w:ascii="Calibri" w:hAnsi="Calibri"/>
+                <w:sz w:val="20"/>
+              </w:rPr>
+              <w:t xml:space="default">78</w:t>
             </w:r>
           </w:p>
         </w:tc>
@@ -933,31 +933,31 @@
                 <w:rFonts w:ascii="Calibri" w:hAnsi="Calibri"/>
                 <w:sz w:val="20"/>
               </w:rPr>
-              <w:t xml:space="default">[-5.06, -3.32]</w:t>
-            </w:r>
-          </w:p>
-        </w:tc>
-        <w:tc>
-          <w:tcPr>
-            <w:tcBorders>
-              <w:top w:val="single" w:space="0" w:color="D3D3D3"/>
-              <w:bottom w:val="single" w:space="0" w:color="D3D3D3"/>
-              <w:start w:val="single" w:space="0" w:color="D3D3D3"/>
-              <w:end w:val="single" w:space="0" w:color="D3D3D3"/>
-            </w:tcBorders>
-          </w:tcPr>
-          <w:p>
-            <w:pPr>
-              <w:spacing w:before="0" w:after="60"/>
-              <w:keepNext/>
-              <w:jc w:val="end"/>
-            </w:pPr>
-            <w:r>
-              <w:rPr>
-                <w:rFonts w:ascii="Calibri" w:hAnsi="Calibri"/>
-                <w:sz w:val="20"/>
-              </w:rPr>
-              <w:t xml:space="default"/>
+              <w:t xml:space="default">[-5.08, -3.29]</w:t>
+            </w:r>
+          </w:p>
+        </w:tc>
+        <w:tc>
+          <w:tcPr>
+            <w:tcBorders>
+              <w:top w:val="single" w:space="0" w:color="D3D3D3"/>
+              <w:bottom w:val="single" w:space="0" w:color="D3D3D3"/>
+              <w:start w:val="single" w:space="0" w:color="D3D3D3"/>
+              <w:end w:val="single" w:space="0" w:color="D3D3D3"/>
+            </w:tcBorders>
+          </w:tcPr>
+          <w:p>
+            <w:pPr>
+              <w:spacing w:before="0" w:after="60"/>
+              <w:keepNext/>
+              <w:jc w:val="end"/>
+            </w:pPr>
+            <w:r>
+              <w:rPr>
+                <w:rFonts w:ascii="Calibri" w:hAnsi="Calibri"/>
+                <w:sz w:val="20"/>
+              </w:rPr>
+              <w:t xml:space="default">39.7</w:t>
             </w:r>
           </w:p>
         </w:tc>
@@ -1155,31 +1155,31 @@
                 <w:rFonts w:ascii="Calibri" w:hAnsi="Calibri"/>
                 <w:sz w:val="20"/>
               </w:rPr>
-              <w:t xml:space="default">[-2.53, -1.44]</w:t>
-            </w:r>
-          </w:p>
-        </w:tc>
-        <w:tc>
-          <w:tcPr>
-            <w:tcBorders>
-              <w:top w:val="single" w:space="0" w:color="D3D3D3"/>
-              <w:bottom w:val="single" w:space="0" w:color="D3D3D3"/>
-              <w:start w:val="single" w:space="0" w:color="D3D3D3"/>
-              <w:end w:val="single" w:space="0" w:color="D3D3D3"/>
-            </w:tcBorders>
-          </w:tcPr>
-          <w:p>
-            <w:pPr>
-              <w:spacing w:before="0" w:after="60"/>
-              <w:keepNext/>
-              <w:jc w:val="end"/>
-            </w:pPr>
-            <w:r>
-              <w:rPr>
-                <w:rFonts w:ascii="Calibri" w:hAnsi="Calibri"/>
-                <w:sz w:val="20"/>
-              </w:rPr>
-              <w:t xml:space="default"/>
+              <w:t xml:space="default">[-2.54, -1.44]</w:t>
+            </w:r>
+          </w:p>
+        </w:tc>
+        <w:tc>
+          <w:tcPr>
+            <w:tcBorders>
+              <w:top w:val="single" w:space="0" w:color="D3D3D3"/>
+              <w:bottom w:val="single" w:space="0" w:color="D3D3D3"/>
+              <w:start w:val="single" w:space="0" w:color="D3D3D3"/>
+              <w:end w:val="single" w:space="0" w:color="D3D3D3"/>
+            </w:tcBorders>
+          </w:tcPr>
+          <w:p>
+            <w:pPr>
+              <w:spacing w:before="0" w:after="60"/>
+              <w:keepNext/>
+              <w:jc w:val="end"/>
+            </w:pPr>
+            <w:r>
+              <w:rPr>
+                <w:rFonts w:ascii="Calibri" w:hAnsi="Calibri"/>
+                <w:sz w:val="20"/>
+              </w:rPr>
+              <w:t xml:space="default">105.6</w:t>
             </w:r>
           </w:p>
         </w:tc>
@@ -1377,31 +1377,31 @@
                 <w:rFonts w:ascii="Calibri" w:hAnsi="Calibri"/>
                 <w:sz w:val="20"/>
               </w:rPr>
-              <w:t xml:space="default">[-0.11, 0.58]</w:t>
-            </w:r>
-          </w:p>
-        </w:tc>
-        <w:tc>
-          <w:tcPr>
-            <w:tcBorders>
-              <w:top w:val="single" w:space="0" w:color="D3D3D3"/>
-              <w:bottom w:val="single" w:space="0" w:color="D3D3D3"/>
-              <w:start w:val="single" w:space="0" w:color="D3D3D3"/>
-              <w:end w:val="single" w:space="0" w:color="D3D3D3"/>
-            </w:tcBorders>
-          </w:tcPr>
-          <w:p>
-            <w:pPr>
-              <w:spacing w:before="0" w:after="60"/>
-              <w:keepNext/>
-              <w:jc w:val="end"/>
-            </w:pPr>
-            <w:r>
-              <w:rPr>
-                <w:rFonts w:ascii="Calibri" w:hAnsi="Calibri"/>
-                <w:sz w:val="20"/>
-              </w:rPr>
-              <w:t xml:space="default"/>
+              <w:t xml:space="default">[-0.11, 0.59]</w:t>
+            </w:r>
+          </w:p>
+        </w:tc>
+        <w:tc>
+          <w:tcPr>
+            <w:tcBorders>
+              <w:top w:val="single" w:space="0" w:color="D3D3D3"/>
+              <w:bottom w:val="single" w:space="0" w:color="D3D3D3"/>
+              <w:start w:val="single" w:space="0" w:color="D3D3D3"/>
+              <w:end w:val="single" w:space="0" w:color="D3D3D3"/>
+            </w:tcBorders>
+          </w:tcPr>
+          <w:p>
+            <w:pPr>
+              <w:spacing w:before="0" w:after="60"/>
+              <w:keepNext/>
+              <w:jc w:val="end"/>
+            </w:pPr>
+            <w:r>
+              <w:rPr>
+                <w:rFonts w:ascii="Calibri" w:hAnsi="Calibri"/>
+                <w:sz w:val="20"/>
+              </w:rPr>
+              <w:t xml:space="default">228.5</w:t>
             </w:r>
           </w:p>
         </w:tc>
@@ -1449,7 +1449,7 @@
                 <w:rFonts w:ascii="Calibri" w:hAnsi="Calibri"/>
                 <w:sz w:val="20"/>
               </w:rPr>
-              <w:t xml:space="default">0.181</w:t>
+              <w:t xml:space="default">0.182</w:t>
             </w:r>
           </w:p>
         </w:tc>
@@ -1599,31 +1599,31 @@
                 <w:rFonts w:ascii="Calibri" w:hAnsi="Calibri"/>
                 <w:sz w:val="20"/>
               </w:rPr>
-              <w:t xml:space="default">[0.68, 1.88]</w:t>
-            </w:r>
-          </w:p>
-        </w:tc>
-        <w:tc>
-          <w:tcPr>
-            <w:tcBorders>
-              <w:top w:val="single" w:space="0" w:color="D3D3D3"/>
-              <w:bottom w:val="single" w:space="0" w:color="D3D3D3"/>
-              <w:start w:val="single" w:space="0" w:color="D3D3D3"/>
-              <w:end w:val="single" w:space="0" w:color="D3D3D3"/>
-            </w:tcBorders>
-          </w:tcPr>
-          <w:p>
-            <w:pPr>
-              <w:spacing w:before="0" w:after="60"/>
-              <w:keepNext/>
-              <w:jc w:val="end"/>
-            </w:pPr>
-            <w:r>
-              <w:rPr>
-                <w:rFonts w:ascii="Calibri" w:hAnsi="Calibri"/>
-                <w:sz w:val="20"/>
-              </w:rPr>
-              <w:t xml:space="default"/>
+              <w:t xml:space="default">[0.67, 1.89]</w:t>
+            </w:r>
+          </w:p>
+        </w:tc>
+        <w:tc>
+          <w:tcPr>
+            <w:tcBorders>
+              <w:top w:val="single" w:space="0" w:color="D3D3D3"/>
+              <w:bottom w:val="single" w:space="0" w:color="D3D3D3"/>
+              <w:start w:val="single" w:space="0" w:color="D3D3D3"/>
+              <w:end w:val="single" w:space="0" w:color="D3D3D3"/>
+            </w:tcBorders>
+          </w:tcPr>
+          <w:p>
+            <w:pPr>
+              <w:spacing w:before="0" w:after="60"/>
+              <w:keepNext/>
+              <w:jc w:val="end"/>
+            </w:pPr>
+            <w:r>
+              <w:rPr>
+                <w:rFonts w:ascii="Calibri" w:hAnsi="Calibri"/>
+                <w:sz w:val="20"/>
+              </w:rPr>
+              <w:t xml:space="default">67.9</w:t>
             </w:r>
           </w:p>
         </w:tc>
@@ -1821,31 +1821,31 @@
                 <w:rFonts w:ascii="Calibri" w:hAnsi="Calibri"/>
                 <w:sz w:val="20"/>
               </w:rPr>
-              <w:t xml:space="default">[-3.04, -2.32]</w:t>
-            </w:r>
-          </w:p>
-        </w:tc>
-        <w:tc>
-          <w:tcPr>
-            <w:tcBorders>
-              <w:top w:val="single" w:space="0" w:color="D3D3D3"/>
-              <w:bottom w:val="single" w:space="0" w:color="D3D3D3"/>
-              <w:start w:val="single" w:space="0" w:color="D3D3D3"/>
-              <w:end w:val="single" w:space="0" w:color="D3D3D3"/>
-            </w:tcBorders>
-          </w:tcPr>
-          <w:p>
-            <w:pPr>
-              <w:spacing w:before="0" w:after="60"/>
-              <w:keepNext/>
-              <w:jc w:val="end"/>
-            </w:pPr>
-            <w:r>
-              <w:rPr>
-                <w:rFonts w:ascii="Calibri" w:hAnsi="Calibri"/>
-                <w:sz w:val="20"/>
-              </w:rPr>
-              <w:t xml:space="default"/>
+              <w:t xml:space="default">[-3.04, -2.31]</w:t>
+            </w:r>
+          </w:p>
+        </w:tc>
+        <w:tc>
+          <w:tcPr>
+            <w:tcBorders>
+              <w:top w:val="single" w:space="0" w:color="D3D3D3"/>
+              <w:bottom w:val="single" w:space="0" w:color="D3D3D3"/>
+              <w:start w:val="single" w:space="0" w:color="D3D3D3"/>
+              <w:end w:val="single" w:space="0" w:color="D3D3D3"/>
+            </w:tcBorders>
+          </w:tcPr>
+          <w:p>
+            <w:pPr>
+              <w:spacing w:before="0" w:after="60"/>
+              <w:keepNext/>
+              <w:jc w:val="end"/>
+            </w:pPr>
+            <w:r>
+              <w:rPr>
+                <w:rFonts w:ascii="Calibri" w:hAnsi="Calibri"/>
+                <w:sz w:val="20"/>
+              </w:rPr>
+              <w:t xml:space="default">126.5</w:t>
             </w:r>
           </w:p>
         </w:tc>
@@ -2067,7 +2067,7 @@
                 <w:rFonts w:ascii="Calibri" w:hAnsi="Calibri"/>
                 <w:sz w:val="20"/>
               </w:rPr>
-              <w:t xml:space="default"/>
+              <w:t xml:space="default">323.5</w:t>
             </w:r>
           </w:p>
         </w:tc>
@@ -2265,31 +2265,31 @@
                 <w:rFonts w:ascii="Calibri" w:hAnsi="Calibri"/>
                 <w:sz w:val="20"/>
               </w:rPr>
-              <w:t xml:space="default">[2.79, 4.08]</w:t>
-            </w:r>
-          </w:p>
-        </w:tc>
-        <w:tc>
-          <w:tcPr>
-            <w:tcBorders>
-              <w:top w:val="single" w:space="0" w:color="D3D3D3"/>
-              <w:bottom w:val="single" w:space="0" w:color="D3D3D3"/>
-              <w:start w:val="single" w:space="0" w:color="D3D3D3"/>
-              <w:end w:val="single" w:space="0" w:color="D3D3D3"/>
-            </w:tcBorders>
-          </w:tcPr>
-          <w:p>
-            <w:pPr>
-              <w:spacing w:before="0" w:after="60"/>
-              <w:keepNext/>
-              <w:jc w:val="end"/>
-            </w:pPr>
-            <w:r>
-              <w:rPr>
-                <w:rFonts w:ascii="Calibri" w:hAnsi="Calibri"/>
-                <w:sz w:val="20"/>
-              </w:rPr>
-              <w:t xml:space="default"/>
+              <w:t xml:space="default">[2.78, 4.09]</w:t>
+            </w:r>
+          </w:p>
+        </w:tc>
+        <w:tc>
+          <w:tcPr>
+            <w:tcBorders>
+              <w:top w:val="single" w:space="0" w:color="D3D3D3"/>
+              <w:bottom w:val="single" w:space="0" w:color="D3D3D3"/>
+              <w:start w:val="single" w:space="0" w:color="D3D3D3"/>
+              <w:end w:val="single" w:space="0" w:color="D3D3D3"/>
+            </w:tcBorders>
+          </w:tcPr>
+          <w:p>
+            <w:pPr>
+              <w:spacing w:before="0" w:after="60"/>
+              <w:keepNext/>
+              <w:jc w:val="end"/>
+            </w:pPr>
+            <w:r>
+              <w:rPr>
+                <w:rFonts w:ascii="Calibri" w:hAnsi="Calibri"/>
+                <w:sz w:val="20"/>
+              </w:rPr>
+              <w:t xml:space="default">86.3</w:t>
             </w:r>
           </w:p>
         </w:tc>
@@ -2487,31 +2487,31 @@
                 <w:rFonts w:ascii="Calibri" w:hAnsi="Calibri"/>
                 <w:sz w:val="20"/>
               </w:rPr>
-              <w:t xml:space="default">[0.98, 2.04]</w:t>
-            </w:r>
-          </w:p>
-        </w:tc>
-        <w:tc>
-          <w:tcPr>
-            <w:tcBorders>
-              <w:top w:val="single" w:space="0" w:color="D3D3D3"/>
-              <w:bottom w:val="single" w:space="0" w:color="D3D3D3"/>
-              <w:start w:val="single" w:space="0" w:color="D3D3D3"/>
-              <w:end w:val="single" w:space="0" w:color="D3D3D3"/>
-            </w:tcBorders>
-          </w:tcPr>
-          <w:p>
-            <w:pPr>
-              <w:spacing w:before="0" w:after="60"/>
-              <w:keepNext/>
-              <w:jc w:val="end"/>
-            </w:pPr>
-            <w:r>
-              <w:rPr>
-                <w:rFonts w:ascii="Calibri" w:hAnsi="Calibri"/>
-                <w:sz w:val="20"/>
-              </w:rPr>
-              <w:t xml:space="default"/>
+              <w:t xml:space="default">[0.98, 2.05]</w:t>
+            </w:r>
+          </w:p>
+        </w:tc>
+        <w:tc>
+          <w:tcPr>
+            <w:tcBorders>
+              <w:top w:val="single" w:space="0" w:color="D3D3D3"/>
+              <w:bottom w:val="single" w:space="0" w:color="D3D3D3"/>
+              <w:start w:val="single" w:space="0" w:color="D3D3D3"/>
+              <w:end w:val="single" w:space="0" w:color="D3D3D3"/>
+            </w:tcBorders>
+          </w:tcPr>
+          <w:p>
+            <w:pPr>
+              <w:spacing w:before="0" w:after="60"/>
+              <w:keepNext/>
+              <w:jc w:val="end"/>
+            </w:pPr>
+            <w:r>
+              <w:rPr>
+                <w:rFonts w:ascii="Calibri" w:hAnsi="Calibri"/>
+                <w:sz w:val="20"/>
+              </w:rPr>
+              <w:t xml:space="default">339</w:t>
             </w:r>
           </w:p>
         </w:tc>
@@ -2709,31 +2709,31 @@
                 <w:rFonts w:ascii="Calibri" w:hAnsi="Calibri"/>
                 <w:sz w:val="20"/>
               </w:rPr>
-              <w:t xml:space="default">[-1.85, -0.27]</w:t>
-            </w:r>
-          </w:p>
-        </w:tc>
-        <w:tc>
-          <w:tcPr>
-            <w:tcBorders>
-              <w:top w:val="single" w:space="0" w:color="D3D3D3"/>
-              <w:bottom w:val="single" w:space="0" w:color="D3D3D3"/>
-              <w:start w:val="single" w:space="0" w:color="D3D3D3"/>
-              <w:end w:val="single" w:space="0" w:color="D3D3D3"/>
-            </w:tcBorders>
-          </w:tcPr>
-          <w:p>
-            <w:pPr>
-              <w:spacing w:before="0" w:after="60"/>
-              <w:keepNext/>
-              <w:jc w:val="end"/>
-            </w:pPr>
-            <w:r>
-              <w:rPr>
-                <w:rFonts w:ascii="Calibri" w:hAnsi="Calibri"/>
-                <w:sz w:val="20"/>
-              </w:rPr>
-              <w:t xml:space="default"/>
+              <w:t xml:space="default">[-1.86, -0.26]</w:t>
+            </w:r>
+          </w:p>
+        </w:tc>
+        <w:tc>
+          <w:tcPr>
+            <w:tcBorders>
+              <w:top w:val="single" w:space="0" w:color="D3D3D3"/>
+              <w:bottom w:val="single" w:space="0" w:color="D3D3D3"/>
+              <w:start w:val="single" w:space="0" w:color="D3D3D3"/>
+              <w:end w:val="single" w:space="0" w:color="D3D3D3"/>
+            </w:tcBorders>
+          </w:tcPr>
+          <w:p>
+            <w:pPr>
+              <w:spacing w:before="0" w:after="60"/>
+              <w:keepNext/>
+              <w:jc w:val="end"/>
+            </w:pPr>
+            <w:r>
+              <w:rPr>
+                <w:rFonts w:ascii="Calibri" w:hAnsi="Calibri"/>
+                <w:sz w:val="20"/>
+              </w:rPr>
+              <w:t xml:space="default">151.4</w:t>
             </w:r>
           </w:p>
         </w:tc>
@@ -2781,7 +2781,7 @@
                 <w:rFonts w:ascii="Calibri" w:hAnsi="Calibri"/>
                 <w:sz w:val="20"/>
               </w:rPr>
-              <w:t xml:space="default">0.009</w:t>
+              <w:t xml:space="default">0.010</w:t>
             </w:r>
           </w:p>
         </w:tc>
@@ -2931,31 +2931,31 @@
                 <w:rFonts w:ascii="Calibri" w:hAnsi="Calibri"/>
                 <w:sz w:val="20"/>
               </w:rPr>
-              <w:t xml:space="default">[7.05, 10.82]</w:t>
-            </w:r>
-          </w:p>
-        </w:tc>
-        <w:tc>
-          <w:tcPr>
-            <w:tcBorders>
-              <w:top w:val="single" w:space="0" w:color="D3D3D3"/>
-              <w:bottom w:val="single" w:space="0" w:color="D3D3D3"/>
-              <w:start w:val="single" w:space="0" w:color="D3D3D3"/>
-              <w:end w:val="single" w:space="0" w:color="D3D3D3"/>
-            </w:tcBorders>
-          </w:tcPr>
-          <w:p>
-            <w:pPr>
-              <w:spacing w:before="0" w:after="60"/>
-              <w:keepNext/>
-              <w:jc w:val="end"/>
-            </w:pPr>
-            <w:r>
-              <w:rPr>
-                <w:rFonts w:ascii="Calibri" w:hAnsi="Calibri"/>
-                <w:sz w:val="20"/>
-              </w:rPr>
-              <w:t xml:space="default"/>
+              <w:t xml:space="default">[7.00, 10.87]</w:t>
+            </w:r>
+          </w:p>
+        </w:tc>
+        <w:tc>
+          <w:tcPr>
+            <w:tcBorders>
+              <w:top w:val="single" w:space="0" w:color="D3D3D3"/>
+              <w:bottom w:val="single" w:space="0" w:color="D3D3D3"/>
+              <w:start w:val="single" w:space="0" w:color="D3D3D3"/>
+              <w:end w:val="single" w:space="0" w:color="D3D3D3"/>
+            </w:tcBorders>
+          </w:tcPr>
+          <w:p>
+            <w:pPr>
+              <w:spacing w:before="0" w:after="60"/>
+              <w:keepNext/>
+              <w:jc w:val="end"/>
+            </w:pPr>
+            <w:r>
+              <w:rPr>
+                <w:rFonts w:ascii="Calibri" w:hAnsi="Calibri"/>
+                <w:sz w:val="20"/>
+              </w:rPr>
+              <w:t xml:space="default">48.1</w:t>
             </w:r>
           </w:p>
         </w:tc>
@@ -3153,31 +3153,31 @@
                 <w:rFonts w:ascii="Calibri" w:hAnsi="Calibri"/>
                 <w:sz w:val="20"/>
               </w:rPr>
-              <w:t xml:space="default">[3.15, 5.66]</w:t>
-            </w:r>
-          </w:p>
-        </w:tc>
-        <w:tc>
-          <w:tcPr>
-            <w:tcBorders>
-              <w:top w:val="single" w:space="0" w:color="D3D3D3"/>
-              <w:bottom w:val="single" w:space="0" w:color="D3D3D3"/>
-              <w:start w:val="single" w:space="0" w:color="D3D3D3"/>
-              <w:end w:val="single" w:space="0" w:color="D3D3D3"/>
-            </w:tcBorders>
-          </w:tcPr>
-          <w:p>
-            <w:pPr>
-              <w:spacing w:before="0" w:after="60"/>
-              <w:keepNext/>
-              <w:jc w:val="end"/>
-            </w:pPr>
-            <w:r>
-              <w:rPr>
-                <w:rFonts w:ascii="Calibri" w:hAnsi="Calibri"/>
-                <w:sz w:val="20"/>
-              </w:rPr>
-              <w:t xml:space="default"/>
+              <w:t xml:space="default">[3.13, 5.67]</w:t>
+            </w:r>
+          </w:p>
+        </w:tc>
+        <w:tc>
+          <w:tcPr>
+            <w:tcBorders>
+              <w:top w:val="single" w:space="0" w:color="D3D3D3"/>
+              <w:bottom w:val="single" w:space="0" w:color="D3D3D3"/>
+              <w:start w:val="single" w:space="0" w:color="D3D3D3"/>
+              <w:end w:val="single" w:space="0" w:color="D3D3D3"/>
+            </w:tcBorders>
+          </w:tcPr>
+          <w:p>
+            <w:pPr>
+              <w:spacing w:before="0" w:after="60"/>
+              <w:keepNext/>
+              <w:jc w:val="end"/>
+            </w:pPr>
+            <w:r>
+              <w:rPr>
+                <w:rFonts w:ascii="Calibri" w:hAnsi="Calibri"/>
+                <w:sz w:val="20"/>
+              </w:rPr>
+              <w:t xml:space="default">133.3</w:t>
             </w:r>
           </w:p>
         </w:tc>
@@ -3375,31 +3375,31 @@
                 <w:rFonts w:ascii="Calibri" w:hAnsi="Calibri"/>
                 <w:sz w:val="20"/>
               </w:rPr>
-              <w:t xml:space="default">[-1.14, -0.07]</w:t>
-            </w:r>
-          </w:p>
-        </w:tc>
-        <w:tc>
-          <w:tcPr>
-            <w:tcBorders>
-              <w:top w:val="single" w:space="0" w:color="D3D3D3"/>
-              <w:bottom w:val="single" w:space="0" w:color="D3D3D3"/>
-              <w:start w:val="single" w:space="0" w:color="D3D3D3"/>
-              <w:end w:val="single" w:space="0" w:color="D3D3D3"/>
-            </w:tcBorders>
-          </w:tcPr>
-          <w:p>
-            <w:pPr>
-              <w:spacing w:before="0" w:after="60"/>
-              <w:keepNext/>
-              <w:jc w:val="end"/>
-            </w:pPr>
-            <w:r>
-              <w:rPr>
-                <w:rFonts w:ascii="Calibri" w:hAnsi="Calibri"/>
-                <w:sz w:val="20"/>
-              </w:rPr>
-              <w:t xml:space="default"/>
+              <w:t xml:space="default">[-1.15, -0.07]</w:t>
+            </w:r>
+          </w:p>
+        </w:tc>
+        <w:tc>
+          <w:tcPr>
+            <w:tcBorders>
+              <w:top w:val="single" w:space="0" w:color="D3D3D3"/>
+              <w:bottom w:val="single" w:space="0" w:color="D3D3D3"/>
+              <w:start w:val="single" w:space="0" w:color="D3D3D3"/>
+              <w:end w:val="single" w:space="0" w:color="D3D3D3"/>
+            </w:tcBorders>
+          </w:tcPr>
+          <w:p>
+            <w:pPr>
+              <w:spacing w:before="0" w:after="60"/>
+              <w:keepNext/>
+              <w:jc w:val="end"/>
+            </w:pPr>
+            <w:r>
+              <w:rPr>
+                <w:rFonts w:ascii="Calibri" w:hAnsi="Calibri"/>
+                <w:sz w:val="20"/>
+              </w:rPr>
+              <w:t xml:space="default">172.3</w:t>
             </w:r>
           </w:p>
         </w:tc>
@@ -3447,7 +3447,7 @@
                 <w:rFonts w:ascii="Calibri" w:hAnsi="Calibri"/>
                 <w:sz w:val="20"/>
               </w:rPr>
-              <w:t xml:space="default">0.026</w:t>
+              <w:t xml:space="default">0.027</w:t>
             </w:r>
           </w:p>
         </w:tc>
@@ -3621,7 +3621,7 @@
                 <w:rFonts w:ascii="Calibri" w:hAnsi="Calibri"/>
                 <w:sz w:val="20"/>
               </w:rPr>
-              <w:t xml:space="default"/>
+              <w:t xml:space="default">206.6</w:t>
             </w:r>
           </w:p>
         </w:tc>
@@ -3843,7 +3843,7 @@
                 <w:rFonts w:ascii="Calibri" w:hAnsi="Calibri"/>
                 <w:sz w:val="20"/>
               </w:rPr>
-              <w:t xml:space="default"/>
+              <w:t xml:space="default">179.2</w:t>
             </w:r>
           </w:p>
         </w:tc>
@@ -3945,103 +3945,31 @@
                 <w:sz w:val="20"/>
                 <w:b w:val="true"/>
               </w:rPr>
-              <w:t xml:space="default">Predictors</w:t>
-            </w:r>
-          </w:p>
-        </w:tc>
-        <w:tc>
-          <w:tcPr>
-            <w:tcBorders>
-              <w:top w:val="single" w:space="0" w:color="D3D3D3"/>
-              <w:bottom w:val="single" w:space="0" w:color="D3D3D3"/>
-              <w:start w:val="single" w:space="0" w:color="D3D3D3"/>
-              <w:end w:val="single" w:space="0" w:color="D3D3D3"/>
-            </w:tcBorders>
-          </w:tcPr>
-          <w:p>
-            <w:pPr>
-              <w:spacing w:before="0" w:after="60"/>
-              <w:keepNext/>
-              <w:jc w:val="start"/>
-            </w:pPr>
-            <w:r>
-              <w:rPr>
-                <w:rFonts w:ascii="Calibri" w:hAnsi="Calibri"/>
-                <w:sz w:val="20"/>
-              </w:rPr>
-              <w:t xml:space="default">(Intercept)</w:t>
-            </w:r>
-          </w:p>
-        </w:tc>
-        <w:tc>
-          <w:tcPr>
-            <w:tcBorders>
-              <w:top w:val="single" w:space="0" w:color="D3D3D3"/>
-              <w:bottom w:val="single" w:space="0" w:color="D3D3D3"/>
-              <w:start w:val="single" w:space="0" w:color="D3D3D3"/>
-              <w:end w:val="single" w:space="0" w:color="D3D3D3"/>
-            </w:tcBorders>
-          </w:tcPr>
-          <w:p>
-            <w:pPr>
-              <w:spacing w:before="0" w:after="60"/>
-              <w:keepNext/>
-              <w:jc w:val="end"/>
-            </w:pPr>
-            <w:r>
-              <w:rPr>
-                <w:rFonts w:ascii="Calibri" w:hAnsi="Calibri"/>
-                <w:sz w:val="20"/>
-              </w:rPr>
-              <w:t xml:space="default">-2.66</w:t>
-            </w:r>
-          </w:p>
-        </w:tc>
-        <w:tc>
-          <w:tcPr>
-            <w:tcBorders>
-              <w:top w:val="single" w:space="0" w:color="D3D3D3"/>
-              <w:bottom w:val="single" w:space="0" w:color="D3D3D3"/>
-              <w:start w:val="single" w:space="0" w:color="D3D3D3"/>
-              <w:end w:val="single" w:space="0" w:color="D3D3D3"/>
-            </w:tcBorders>
-          </w:tcPr>
-          <w:p>
-            <w:pPr>
-              <w:spacing w:before="0" w:after="60"/>
-              <w:keepNext/>
-              <w:jc w:val="end"/>
-            </w:pPr>
-            <w:r>
-              <w:rPr>
-                <w:rFonts w:ascii="Calibri" w:hAnsi="Calibri"/>
-                <w:sz w:val="20"/>
-              </w:rPr>
-              <w:t xml:space="default">0.62</w:t>
-            </w:r>
-          </w:p>
-        </w:tc>
-        <w:tc>
-          <w:tcPr>
-            <w:tcBorders>
-              <w:top w:val="single" w:space="0" w:color="D3D3D3"/>
-              <w:bottom w:val="single" w:space="0" w:color="D3D3D3"/>
-              <w:start w:val="single" w:space="0" w:color="D3D3D3"/>
-              <w:end w:val="single" w:space="0" w:color="D3D3D3"/>
-            </w:tcBorders>
-          </w:tcPr>
-          <w:p>
-            <w:pPr>
-              <w:spacing w:before="0" w:after="60"/>
-              <w:keepNext/>
-              <w:jc w:val="start"/>
-            </w:pPr>
-            <w:r>
-              <w:rPr>
-                <w:rFonts w:ascii="Calibri" w:hAnsi="Calibri"/>
-                <w:sz w:val="20"/>
-              </w:rPr>
-              <w:t xml:space="default">[-3.87, -1.45]</w:t>
+              <w:t xml:space="default">Random Effects</w:t>
+            </w:r>
+          </w:p>
+        </w:tc>
+        <w:tc>
+          <w:tcPr>
+            <w:tcBorders>
+              <w:top w:val="single" w:space="0" w:color="D3D3D3"/>
+              <w:bottom w:val="single" w:space="0" w:color="D3D3D3"/>
+              <w:start w:val="single" w:space="0" w:color="D3D3D3"/>
+              <w:end w:val="single" w:space="0" w:color="D3D3D3"/>
+            </w:tcBorders>
+          </w:tcPr>
+          <w:p>
+            <w:pPr>
+              <w:spacing w:before="0" w:after="60"/>
+              <w:keepNext/>
+              <w:jc w:val="start"/>
+            </w:pPr>
+            <w:r>
+              <w:rPr>
+                <w:rFonts w:ascii="Calibri" w:hAnsi="Calibri"/>
+                <w:sz w:val="20"/>
+              </w:rPr>
+              <w:t xml:space="default">N Plate</w:t>
             </w:r>
           </w:p>
         </w:tc>
@@ -4082,54 +4010,6 @@
             <w:pPr>
               <w:spacing w:before="0" w:after="60"/>
               <w:keepNext/>
-              <w:jc w:val="start"/>
-            </w:pPr>
-            <w:r>
-              <w:rPr>
-                <w:rFonts w:ascii="Calibri" w:hAnsi="Calibri"/>
-                <w:sz w:val="20"/>
-              </w:rPr>
-              <w:t xml:space="default">-4.32</w:t>
-            </w:r>
-          </w:p>
-        </w:tc>
-        <w:tc>
-          <w:tcPr>
-            <w:tcBorders>
-              <w:top w:val="single" w:space="0" w:color="D3D3D3"/>
-              <w:bottom w:val="single" w:space="0" w:color="D3D3D3"/>
-              <w:start w:val="single" w:space="0" w:color="D3D3D3"/>
-              <w:end w:val="single" w:space="0" w:color="D3D3D3"/>
-            </w:tcBorders>
-          </w:tcPr>
-          <w:p>
-            <w:pPr>
-              <w:spacing w:before="0" w:after="60"/>
-              <w:keepNext/>
-              <w:jc w:val="start"/>
-            </w:pPr>
-            <w:r>
-              <w:rPr>
-                <w:rFonts w:ascii="Calibri" w:hAnsi="Calibri"/>
-                <w:sz w:val="20"/>
-              </w:rPr>
-              <w:t xml:space="default">&lt;0.001</w:t>
-            </w:r>
-          </w:p>
-        </w:tc>
-        <w:tc>
-          <w:tcPr>
-            <w:tcBorders>
-              <w:top w:val="single" w:space="0" w:color="D3D3D3"/>
-              <w:bottom w:val="single" w:space="0" w:color="D3D3D3"/>
-              <w:start w:val="single" w:space="0" w:color="D3D3D3"/>
-              <w:end w:val="single" w:space="0" w:color="D3D3D3"/>
-            </w:tcBorders>
-          </w:tcPr>
-          <w:p>
-            <w:pPr>
-              <w:spacing w:before="0" w:after="60"/>
-              <w:keepNext/>
               <w:jc w:val="end"/>
             </w:pPr>
             <w:r>
@@ -4138,6 +4018,126 @@
                 <w:sz w:val="20"/>
               </w:rPr>
               <w:t xml:space="default"/>
+            </w:r>
+          </w:p>
+        </w:tc>
+        <w:tc>
+          <w:tcPr>
+            <w:tcBorders>
+              <w:top w:val="single" w:space="0" w:color="D3D3D3"/>
+              <w:bottom w:val="single" w:space="0" w:color="D3D3D3"/>
+              <w:start w:val="single" w:space="0" w:color="D3D3D3"/>
+              <w:end w:val="single" w:space="0" w:color="D3D3D3"/>
+            </w:tcBorders>
+          </w:tcPr>
+          <w:p>
+            <w:pPr>
+              <w:spacing w:before="0" w:after="60"/>
+              <w:keepNext/>
+              <w:jc w:val="start"/>
+            </w:pPr>
+            <w:r>
+              <w:rPr>
+                <w:rFonts w:ascii="Calibri" w:hAnsi="Calibri"/>
+                <w:sz w:val="20"/>
+              </w:rPr>
+              <w:t xml:space="default"/>
+            </w:r>
+          </w:p>
+        </w:tc>
+        <w:tc>
+          <w:tcPr>
+            <w:tcBorders>
+              <w:top w:val="single" w:space="0" w:color="D3D3D3"/>
+              <w:bottom w:val="single" w:space="0" w:color="D3D3D3"/>
+              <w:start w:val="single" w:space="0" w:color="D3D3D3"/>
+              <w:end w:val="single" w:space="0" w:color="D3D3D3"/>
+            </w:tcBorders>
+          </w:tcPr>
+          <w:p>
+            <w:pPr>
+              <w:spacing w:before="0" w:after="60"/>
+              <w:keepNext/>
+              <w:jc w:val="end"/>
+            </w:pPr>
+            <w:r>
+              <w:rPr>
+                <w:rFonts w:ascii="Calibri" w:hAnsi="Calibri"/>
+                <w:sz w:val="20"/>
+              </w:rPr>
+              <w:t xml:space="default"/>
+            </w:r>
+          </w:p>
+        </w:tc>
+        <w:tc>
+          <w:tcPr>
+            <w:tcBorders>
+              <w:top w:val="single" w:space="0" w:color="D3D3D3"/>
+              <w:bottom w:val="single" w:space="0" w:color="D3D3D3"/>
+              <w:start w:val="single" w:space="0" w:color="D3D3D3"/>
+              <w:end w:val="single" w:space="0" w:color="D3D3D3"/>
+            </w:tcBorders>
+          </w:tcPr>
+          <w:p>
+            <w:pPr>
+              <w:spacing w:before="0" w:after="60"/>
+              <w:keepNext/>
+              <w:jc w:val="start"/>
+            </w:pPr>
+            <w:r>
+              <w:rPr>
+                <w:rFonts w:ascii="Calibri" w:hAnsi="Calibri"/>
+                <w:sz w:val="20"/>
+              </w:rPr>
+              <w:t xml:space="default"/>
+            </w:r>
+          </w:p>
+        </w:tc>
+        <w:tc>
+          <w:tcPr>
+            <w:tcBorders>
+              <w:top w:val="single" w:space="0" w:color="D3D3D3"/>
+              <w:bottom w:val="single" w:space="0" w:color="D3D3D3"/>
+              <w:start w:val="single" w:space="0" w:color="D3D3D3"/>
+              <w:end w:val="single" w:space="0" w:color="D3D3D3"/>
+            </w:tcBorders>
+          </w:tcPr>
+          <w:p>
+            <w:pPr>
+              <w:spacing w:before="0" w:after="60"/>
+              <w:keepNext/>
+              <w:jc w:val="start"/>
+            </w:pPr>
+            <w:r>
+              <w:rPr>
+                <w:rFonts w:ascii="Calibri" w:hAnsi="Calibri"/>
+                <w:sz w:val="20"/>
+              </w:rPr>
+              <w:t xml:space="default"/>
+            </w:r>
+          </w:p>
+        </w:tc>
+        <w:tc>
+          <w:tcPr>
+            <w:tcBorders>
+              <w:top w:val="single" w:space="0" w:color="D3D3D3"/>
+              <w:bottom w:val="single" w:space="0" w:color="D3D3D3"/>
+              <w:start w:val="single" w:space="0" w:color="D3D3D3"/>
+              <w:end w:val="single" w:space="0" w:color="D3D3D3"/>
+            </w:tcBorders>
+          </w:tcPr>
+          <w:p>
+            <w:pPr>
+              <w:spacing w:before="0" w:after="60"/>
+              <w:keepNext/>
+              <w:jc w:val="end"/>
+            </w:pPr>
+            <w:r>
+              <w:rPr>
+                <w:rFonts w:ascii="Calibri" w:hAnsi="Calibri"/>
+                <w:sz w:val="20"/>
+              </w:rPr>
+              <w:t xml:space="default">119</w:t>
             </w:r>
           </w:p>
         </w:tc>
@@ -4167,103 +4167,31 @@
                 <w:sz w:val="20"/>
                 <w:b w:val="true"/>
               </w:rPr>
-              <w:t xml:space="default">Predictors</w:t>
-            </w:r>
-          </w:p>
-        </w:tc>
-        <w:tc>
-          <w:tcPr>
-            <w:tcBorders>
-              <w:top w:val="single" w:space="0" w:color="D3D3D3"/>
-              <w:bottom w:val="single" w:space="0" w:color="D3D3D3"/>
-              <w:start w:val="single" w:space="0" w:color="D3D3D3"/>
-              <w:end w:val="single" w:space="0" w:color="D3D3D3"/>
-            </w:tcBorders>
-          </w:tcPr>
-          <w:p>
-            <w:pPr>
-              <w:spacing w:before="0" w:after="60"/>
-              <w:keepNext/>
-              <w:jc w:val="start"/>
-            </w:pPr>
-            <w:r>
-              <w:rPr>
-                <w:rFonts w:ascii="Calibri" w:hAnsi="Calibri"/>
-                <w:sz w:val="20"/>
-              </w:rPr>
-              <w:t xml:space="default">Day2</w:t>
-            </w:r>
-          </w:p>
-        </w:tc>
-        <w:tc>
-          <w:tcPr>
-            <w:tcBorders>
-              <w:top w:val="single" w:space="0" w:color="D3D3D3"/>
-              <w:bottom w:val="single" w:space="0" w:color="D3D3D3"/>
-              <w:start w:val="single" w:space="0" w:color="D3D3D3"/>
-              <w:end w:val="single" w:space="0" w:color="D3D3D3"/>
-            </w:tcBorders>
-          </w:tcPr>
-          <w:p>
-            <w:pPr>
-              <w:spacing w:before="0" w:after="60"/>
-              <w:keepNext/>
-              <w:jc w:val="end"/>
-            </w:pPr>
-            <w:r>
-              <w:rPr>
-                <w:rFonts w:ascii="Calibri" w:hAnsi="Calibri"/>
-                <w:sz w:val="20"/>
-              </w:rPr>
-              <w:t xml:space="default">-1.41</w:t>
-            </w:r>
-          </w:p>
-        </w:tc>
-        <w:tc>
-          <w:tcPr>
-            <w:tcBorders>
-              <w:top w:val="single" w:space="0" w:color="D3D3D3"/>
-              <w:bottom w:val="single" w:space="0" w:color="D3D3D3"/>
-              <w:start w:val="single" w:space="0" w:color="D3D3D3"/>
-              <w:end w:val="single" w:space="0" w:color="D3D3D3"/>
-            </w:tcBorders>
-          </w:tcPr>
-          <w:p>
-            <w:pPr>
-              <w:spacing w:before="0" w:after="60"/>
-              <w:keepNext/>
-              <w:jc w:val="end"/>
-            </w:pPr>
-            <w:r>
-              <w:rPr>
-                <w:rFonts w:ascii="Calibri" w:hAnsi="Calibri"/>
-                <w:sz w:val="20"/>
-              </w:rPr>
-              <w:t xml:space="default">0.94</w:t>
-            </w:r>
-          </w:p>
-        </w:tc>
-        <w:tc>
-          <w:tcPr>
-            <w:tcBorders>
-              <w:top w:val="single" w:space="0" w:color="D3D3D3"/>
-              <w:bottom w:val="single" w:space="0" w:color="D3D3D3"/>
-              <w:start w:val="single" w:space="0" w:color="D3D3D3"/>
-              <w:end w:val="single" w:space="0" w:color="D3D3D3"/>
-            </w:tcBorders>
-          </w:tcPr>
-          <w:p>
-            <w:pPr>
-              <w:spacing w:before="0" w:after="60"/>
-              <w:keepNext/>
-              <w:jc w:val="start"/>
-            </w:pPr>
-            <w:r>
-              <w:rPr>
-                <w:rFonts w:ascii="Calibri" w:hAnsi="Calibri"/>
-                <w:sz w:val="20"/>
-              </w:rPr>
-              <w:t xml:space="default">[-3.26, 0.44]</w:t>
+              <w:t xml:space="default">Random Effects</w:t>
+            </w:r>
+          </w:p>
+        </w:tc>
+        <w:tc>
+          <w:tcPr>
+            <w:tcBorders>
+              <w:top w:val="single" w:space="0" w:color="D3D3D3"/>
+              <w:bottom w:val="single" w:space="0" w:color="D3D3D3"/>
+              <w:start w:val="single" w:space="0" w:color="D3D3D3"/>
+              <w:end w:val="single" w:space="0" w:color="D3D3D3"/>
+            </w:tcBorders>
+          </w:tcPr>
+          <w:p>
+            <w:pPr>
+              <w:spacing w:before="0" w:after="60"/>
+              <w:keepNext/>
+              <w:jc w:val="start"/>
+            </w:pPr>
+            <w:r>
+              <w:rPr>
+                <w:rFonts w:ascii="Calibri" w:hAnsi="Calibri"/>
+                <w:sz w:val="20"/>
+              </w:rPr>
+              <w:t xml:space="default">Observations</w:t>
             </w:r>
           </w:p>
         </w:tc>
@@ -4304,54 +4232,6 @@
             <w:pPr>
               <w:spacing w:before="0" w:after="60"/>
               <w:keepNext/>
-              <w:jc w:val="start"/>
-            </w:pPr>
-            <w:r>
-              <w:rPr>
-                <w:rFonts w:ascii="Calibri" w:hAnsi="Calibri"/>
-                <w:sz w:val="20"/>
-              </w:rPr>
-              <w:t xml:space="default">-1.49</w:t>
-            </w:r>
-          </w:p>
-        </w:tc>
-        <w:tc>
-          <w:tcPr>
-            <w:tcBorders>
-              <w:top w:val="single" w:space="0" w:color="D3D3D3"/>
-              <w:bottom w:val="single" w:space="0" w:color="D3D3D3"/>
-              <w:start w:val="single" w:space="0" w:color="D3D3D3"/>
-              <w:end w:val="single" w:space="0" w:color="D3D3D3"/>
-            </w:tcBorders>
-          </w:tcPr>
-          <w:p>
-            <w:pPr>
-              <w:spacing w:before="0" w:after="60"/>
-              <w:keepNext/>
-              <w:jc w:val="start"/>
-            </w:pPr>
-            <w:r>
-              <w:rPr>
-                <w:rFonts w:ascii="Calibri" w:hAnsi="Calibri"/>
-                <w:sz w:val="20"/>
-              </w:rPr>
-              <w:t xml:space="default">0.135</w:t>
-            </w:r>
-          </w:p>
-        </w:tc>
-        <w:tc>
-          <w:tcPr>
-            <w:tcBorders>
-              <w:top w:val="single" w:space="0" w:color="D3D3D3"/>
-              <w:bottom w:val="single" w:space="0" w:color="D3D3D3"/>
-              <w:start w:val="single" w:space="0" w:color="D3D3D3"/>
-              <w:end w:val="single" w:space="0" w:color="D3D3D3"/>
-            </w:tcBorders>
-          </w:tcPr>
-          <w:p>
-            <w:pPr>
-              <w:spacing w:before="0" w:after="60"/>
-              <w:keepNext/>
               <w:jc w:val="end"/>
             </w:pPr>
             <w:r>
@@ -4360,6 +4240,126 @@
                 <w:sz w:val="20"/>
               </w:rPr>
               <w:t xml:space="default"/>
+            </w:r>
+          </w:p>
+        </w:tc>
+        <w:tc>
+          <w:tcPr>
+            <w:tcBorders>
+              <w:top w:val="single" w:space="0" w:color="D3D3D3"/>
+              <w:bottom w:val="single" w:space="0" w:color="D3D3D3"/>
+              <w:start w:val="single" w:space="0" w:color="D3D3D3"/>
+              <w:end w:val="single" w:space="0" w:color="D3D3D3"/>
+            </w:tcBorders>
+          </w:tcPr>
+          <w:p>
+            <w:pPr>
+              <w:spacing w:before="0" w:after="60"/>
+              <w:keepNext/>
+              <w:jc w:val="start"/>
+            </w:pPr>
+            <w:r>
+              <w:rPr>
+                <w:rFonts w:ascii="Calibri" w:hAnsi="Calibri"/>
+                <w:sz w:val="20"/>
+              </w:rPr>
+              <w:t xml:space="default"/>
+            </w:r>
+          </w:p>
+        </w:tc>
+        <w:tc>
+          <w:tcPr>
+            <w:tcBorders>
+              <w:top w:val="single" w:space="0" w:color="D3D3D3"/>
+              <w:bottom w:val="single" w:space="0" w:color="D3D3D3"/>
+              <w:start w:val="single" w:space="0" w:color="D3D3D3"/>
+              <w:end w:val="single" w:space="0" w:color="D3D3D3"/>
+            </w:tcBorders>
+          </w:tcPr>
+          <w:p>
+            <w:pPr>
+              <w:spacing w:before="0" w:after="60"/>
+              <w:keepNext/>
+              <w:jc w:val="end"/>
+            </w:pPr>
+            <w:r>
+              <w:rPr>
+                <w:rFonts w:ascii="Calibri" w:hAnsi="Calibri"/>
+                <w:sz w:val="20"/>
+              </w:rPr>
+              <w:t xml:space="default"/>
+            </w:r>
+          </w:p>
+        </w:tc>
+        <w:tc>
+          <w:tcPr>
+            <w:tcBorders>
+              <w:top w:val="single" w:space="0" w:color="D3D3D3"/>
+              <w:bottom w:val="single" w:space="0" w:color="D3D3D3"/>
+              <w:start w:val="single" w:space="0" w:color="D3D3D3"/>
+              <w:end w:val="single" w:space="0" w:color="D3D3D3"/>
+            </w:tcBorders>
+          </w:tcPr>
+          <w:p>
+            <w:pPr>
+              <w:spacing w:before="0" w:after="60"/>
+              <w:keepNext/>
+              <w:jc w:val="start"/>
+            </w:pPr>
+            <w:r>
+              <w:rPr>
+                <w:rFonts w:ascii="Calibri" w:hAnsi="Calibri"/>
+                <w:sz w:val="20"/>
+              </w:rPr>
+              <w:t xml:space="default"/>
+            </w:r>
+          </w:p>
+        </w:tc>
+        <w:tc>
+          <w:tcPr>
+            <w:tcBorders>
+              <w:top w:val="single" w:space="0" w:color="D3D3D3"/>
+              <w:bottom w:val="single" w:space="0" w:color="D3D3D3"/>
+              <w:start w:val="single" w:space="0" w:color="D3D3D3"/>
+              <w:end w:val="single" w:space="0" w:color="D3D3D3"/>
+            </w:tcBorders>
+          </w:tcPr>
+          <w:p>
+            <w:pPr>
+              <w:spacing w:before="0" w:after="60"/>
+              <w:keepNext/>
+              <w:jc w:val="start"/>
+            </w:pPr>
+            <w:r>
+              <w:rPr>
+                <w:rFonts w:ascii="Calibri" w:hAnsi="Calibri"/>
+                <w:sz w:val="20"/>
+              </w:rPr>
+              <w:t xml:space="default"/>
+            </w:r>
+          </w:p>
+        </w:tc>
+        <w:tc>
+          <w:tcPr>
+            <w:tcBorders>
+              <w:top w:val="single" w:space="0" w:color="D3D3D3"/>
+              <w:bottom w:val="single" w:space="0" w:color="D3D3D3"/>
+              <w:start w:val="single" w:space="0" w:color="D3D3D3"/>
+              <w:end w:val="single" w:space="0" w:color="D3D3D3"/>
+            </w:tcBorders>
+          </w:tcPr>
+          <w:p>
+            <w:pPr>
+              <w:spacing w:before="0" w:after="60"/>
+              <w:keepNext/>
+              <w:jc w:val="end"/>
+            </w:pPr>
+            <w:r>
+              <w:rPr>
+                <w:rFonts w:ascii="Calibri" w:hAnsi="Calibri"/>
+                <w:sz w:val="20"/>
+              </w:rPr>
+              <w:t xml:space="default">595</w:t>
             </w:r>
           </w:p>
         </w:tc>
@@ -4389,103 +4389,31 @@
                 <w:sz w:val="20"/>
                 <w:b w:val="true"/>
               </w:rPr>
-              <w:t xml:space="default">Predictors</w:t>
-            </w:r>
-          </w:p>
-        </w:tc>
-        <w:tc>
-          <w:tcPr>
-            <w:tcBorders>
-              <w:top w:val="single" w:space="0" w:color="D3D3D3"/>
-              <w:bottom w:val="single" w:space="0" w:color="D3D3D3"/>
-              <w:start w:val="single" w:space="0" w:color="D3D3D3"/>
-              <w:end w:val="single" w:space="0" w:color="D3D3D3"/>
-            </w:tcBorders>
-          </w:tcPr>
-          <w:p>
-            <w:pPr>
-              <w:spacing w:before="0" w:after="60"/>
-              <w:keepNext/>
-              <w:jc w:val="start"/>
-            </w:pPr>
-            <w:r>
-              <w:rPr>
-                <w:rFonts w:ascii="Calibri" w:hAnsi="Calibri"/>
-                <w:sz w:val="20"/>
-              </w:rPr>
-              <w:t xml:space="default">Day3</w:t>
-            </w:r>
-          </w:p>
-        </w:tc>
-        <w:tc>
-          <w:tcPr>
-            <w:tcBorders>
-              <w:top w:val="single" w:space="0" w:color="D3D3D3"/>
-              <w:bottom w:val="single" w:space="0" w:color="D3D3D3"/>
-              <w:start w:val="single" w:space="0" w:color="D3D3D3"/>
-              <w:end w:val="single" w:space="0" w:color="D3D3D3"/>
-            </w:tcBorders>
-          </w:tcPr>
-          <w:p>
-            <w:pPr>
-              <w:spacing w:before="0" w:after="60"/>
-              <w:keepNext/>
-              <w:jc w:val="end"/>
-            </w:pPr>
-            <w:r>
-              <w:rPr>
-                <w:rFonts w:ascii="Calibri" w:hAnsi="Calibri"/>
-                <w:sz w:val="20"/>
-              </w:rPr>
-              <w:t xml:space="default">-12.39</w:t>
-            </w:r>
-          </w:p>
-        </w:tc>
-        <w:tc>
-          <w:tcPr>
-            <w:tcBorders>
-              <w:top w:val="single" w:space="0" w:color="D3D3D3"/>
-              <w:bottom w:val="single" w:space="0" w:color="D3D3D3"/>
-              <w:start w:val="single" w:space="0" w:color="D3D3D3"/>
-              <w:end w:val="single" w:space="0" w:color="D3D3D3"/>
-            </w:tcBorders>
-          </w:tcPr>
-          <w:p>
-            <w:pPr>
-              <w:spacing w:before="0" w:after="60"/>
-              <w:keepNext/>
-              <w:jc w:val="end"/>
-            </w:pPr>
-            <w:r>
-              <w:rPr>
-                <w:rFonts w:ascii="Calibri" w:hAnsi="Calibri"/>
-                <w:sz w:val="20"/>
-              </w:rPr>
-              <w:t xml:space="default">170.19</w:t>
-            </w:r>
-          </w:p>
-        </w:tc>
-        <w:tc>
-          <w:tcPr>
-            <w:tcBorders>
-              <w:top w:val="single" w:space="0" w:color="D3D3D3"/>
-              <w:bottom w:val="single" w:space="0" w:color="D3D3D3"/>
-              <w:start w:val="single" w:space="0" w:color="D3D3D3"/>
-              <w:end w:val="single" w:space="0" w:color="D3D3D3"/>
-            </w:tcBorders>
-          </w:tcPr>
-          <w:p>
-            <w:pPr>
-              <w:spacing w:before="0" w:after="60"/>
-              <w:keepNext/>
-              <w:jc w:val="start"/>
-            </w:pPr>
-            <w:r>
-              <w:rPr>
-                <w:rFonts w:ascii="Calibri" w:hAnsi="Calibri"/>
-                <w:sz w:val="20"/>
-              </w:rPr>
-              <w:t xml:space="default">[-345.95, 321.17]</w:t>
+              <w:t xml:space="default">ANOVA</w:t>
+            </w:r>
+          </w:p>
+        </w:tc>
+        <w:tc>
+          <w:tcPr>
+            <w:tcBorders>
+              <w:top w:val="single" w:space="0" w:color="D3D3D3"/>
+              <w:bottom w:val="single" w:space="0" w:color="D3D3D3"/>
+              <w:start w:val="single" w:space="0" w:color="D3D3D3"/>
+              <w:end w:val="single" w:space="0" w:color="D3D3D3"/>
+            </w:tcBorders>
+          </w:tcPr>
+          <w:p>
+            <w:pPr>
+              <w:spacing w:before="0" w:after="60"/>
+              <w:keepNext/>
+              <w:jc w:val="start"/>
+            </w:pPr>
+            <w:r>
+              <w:rPr>
+                <w:rFonts w:ascii="Calibri" w:hAnsi="Calibri"/>
+                <w:sz w:val="20"/>
+              </w:rPr>
+              <w:t xml:space="default">Treatment</w:t>
             </w:r>
           </w:p>
         </w:tc>
@@ -4526,38 +4454,110 @@
             <w:pPr>
               <w:spacing w:before="0" w:after="60"/>
               <w:keepNext/>
-              <w:jc w:val="start"/>
-            </w:pPr>
-            <w:r>
-              <w:rPr>
-                <w:rFonts w:ascii="Calibri" w:hAnsi="Calibri"/>
-                <w:sz w:val="20"/>
-              </w:rPr>
-              <w:t xml:space="default">-0.07</w:t>
-            </w:r>
-          </w:p>
-        </w:tc>
-        <w:tc>
-          <w:tcPr>
-            <w:tcBorders>
-              <w:top w:val="single" w:space="0" w:color="D3D3D3"/>
-              <w:bottom w:val="single" w:space="0" w:color="D3D3D3"/>
-              <w:start w:val="single" w:space="0" w:color="D3D3D3"/>
-              <w:end w:val="single" w:space="0" w:color="D3D3D3"/>
-            </w:tcBorders>
-          </w:tcPr>
-          <w:p>
-            <w:pPr>
-              <w:spacing w:before="0" w:after="60"/>
-              <w:keepNext/>
-              <w:jc w:val="start"/>
-            </w:pPr>
-            <w:r>
-              <w:rPr>
-                <w:rFonts w:ascii="Calibri" w:hAnsi="Calibri"/>
-                <w:sz w:val="20"/>
-              </w:rPr>
-              <w:t xml:space="default">0.942</w:t>
+              <w:jc w:val="end"/>
+            </w:pPr>
+            <w:r>
+              <w:rPr>
+                <w:rFonts w:ascii="Calibri" w:hAnsi="Calibri"/>
+                <w:sz w:val="20"/>
+              </w:rPr>
+              <w:t xml:space="default"/>
+            </w:r>
+          </w:p>
+        </w:tc>
+        <w:tc>
+          <w:tcPr>
+            <w:tcBorders>
+              <w:top w:val="single" w:space="0" w:color="D3D3D3"/>
+              <w:bottom w:val="single" w:space="0" w:color="D3D3D3"/>
+              <w:start w:val="single" w:space="0" w:color="D3D3D3"/>
+              <w:end w:val="single" w:space="0" w:color="D3D3D3"/>
+            </w:tcBorders>
+          </w:tcPr>
+          <w:p>
+            <w:pPr>
+              <w:spacing w:before="0" w:after="60"/>
+              <w:keepNext/>
+              <w:jc w:val="start"/>
+            </w:pPr>
+            <w:r>
+              <w:rPr>
+                <w:rFonts w:ascii="Calibri" w:hAnsi="Calibri"/>
+                <w:sz w:val="20"/>
+              </w:rPr>
+              <w:t xml:space="default"/>
+            </w:r>
+          </w:p>
+        </w:tc>
+        <w:tc>
+          <w:tcPr>
+            <w:tcBorders>
+              <w:top w:val="single" w:space="0" w:color="D3D3D3"/>
+              <w:bottom w:val="single" w:space="0" w:color="D3D3D3"/>
+              <w:start w:val="single" w:space="0" w:color="D3D3D3"/>
+              <w:end w:val="single" w:space="0" w:color="D3D3D3"/>
+            </w:tcBorders>
+          </w:tcPr>
+          <w:p>
+            <w:pPr>
+              <w:spacing w:before="0" w:after="60"/>
+              <w:keepNext/>
+              <w:jc w:val="end"/>
+            </w:pPr>
+            <w:r>
+              <w:rPr>
+                <w:rFonts w:ascii="Calibri" w:hAnsi="Calibri"/>
+                <w:sz w:val="20"/>
+              </w:rPr>
+              <w:t xml:space="default">3</w:t>
+            </w:r>
+          </w:p>
+        </w:tc>
+        <w:tc>
+          <w:tcPr>
+            <w:tcBorders>
+              <w:top w:val="single" w:space="0" w:color="D3D3D3"/>
+              <w:bottom w:val="single" w:space="0" w:color="D3D3D3"/>
+              <w:start w:val="single" w:space="0" w:color="D3D3D3"/>
+              <w:end w:val="single" w:space="0" w:color="D3D3D3"/>
+            </w:tcBorders>
+          </w:tcPr>
+          <w:p>
+            <w:pPr>
+              <w:spacing w:before="0" w:after="60"/>
+              <w:keepNext/>
+              <w:jc w:val="start"/>
+            </w:pPr>
+            <w:r>
+              <w:rPr>
+                <w:rFonts w:ascii="Calibri" w:hAnsi="Calibri"/>
+                <w:sz w:val="20"/>
+              </w:rPr>
+              <w:t xml:space="default">Chisq = 10.82</w:t>
+            </w:r>
+          </w:p>
+        </w:tc>
+        <w:tc>
+          <w:tcPr>
+            <w:tcBorders>
+              <w:top w:val="single" w:space="0" w:color="D3D3D3"/>
+              <w:bottom w:val="single" w:space="0" w:color="D3D3D3"/>
+              <w:start w:val="single" w:space="0" w:color="D3D3D3"/>
+              <w:end w:val="single" w:space="0" w:color="D3D3D3"/>
+            </w:tcBorders>
+          </w:tcPr>
+          <w:p>
+            <w:pPr>
+              <w:spacing w:before="0" w:after="60"/>
+              <w:keepNext/>
+              <w:jc w:val="start"/>
+            </w:pPr>
+            <w:r>
+              <w:rPr>
+                <w:rFonts w:ascii="Calibri" w:hAnsi="Calibri"/>
+                <w:sz w:val="20"/>
+              </w:rPr>
+              <w:t xml:space="default">0.013</w:t>
             </w:r>
           </w:p>
         </w:tc>
@@ -4611,103 +4611,31 @@
                 <w:sz w:val="20"/>
                 <w:b w:val="true"/>
               </w:rPr>
-              <w:t xml:space="default">Predictors</w:t>
-            </w:r>
-          </w:p>
-        </w:tc>
-        <w:tc>
-          <w:tcPr>
-            <w:tcBorders>
-              <w:top w:val="single" w:space="0" w:color="D3D3D3"/>
-              <w:bottom w:val="single" w:space="0" w:color="D3D3D3"/>
-              <w:start w:val="single" w:space="0" w:color="D3D3D3"/>
-              <w:end w:val="single" w:space="0" w:color="D3D3D3"/>
-            </w:tcBorders>
-          </w:tcPr>
-          <w:p>
-            <w:pPr>
-              <w:spacing w:before="0" w:after="60"/>
-              <w:keepNext/>
-              <w:jc w:val="start"/>
-            </w:pPr>
-            <w:r>
-              <w:rPr>
-                <w:rFonts w:ascii="Calibri" w:hAnsi="Calibri"/>
-                <w:sz w:val="20"/>
-              </w:rPr>
-              <w:t xml:space="default">Day4</w:t>
-            </w:r>
-          </w:p>
-        </w:tc>
-        <w:tc>
-          <w:tcPr>
-            <w:tcBorders>
-              <w:top w:val="single" w:space="0" w:color="D3D3D3"/>
-              <w:bottom w:val="single" w:space="0" w:color="D3D3D3"/>
-              <w:start w:val="single" w:space="0" w:color="D3D3D3"/>
-              <w:end w:val="single" w:space="0" w:color="D3D3D3"/>
-            </w:tcBorders>
-          </w:tcPr>
-          <w:p>
-            <w:pPr>
-              <w:spacing w:before="0" w:after="60"/>
-              <w:keepNext/>
-              <w:jc w:val="end"/>
-            </w:pPr>
-            <w:r>
-              <w:rPr>
-                <w:rFonts w:ascii="Calibri" w:hAnsi="Calibri"/>
-                <w:sz w:val="20"/>
-              </w:rPr>
-              <w:t xml:space="default">-1.26</w:t>
-            </w:r>
-          </w:p>
-        </w:tc>
-        <w:tc>
-          <w:tcPr>
-            <w:tcBorders>
-              <w:top w:val="single" w:space="0" w:color="D3D3D3"/>
-              <w:bottom w:val="single" w:space="0" w:color="D3D3D3"/>
-              <w:start w:val="single" w:space="0" w:color="D3D3D3"/>
-              <w:end w:val="single" w:space="0" w:color="D3D3D3"/>
-            </w:tcBorders>
-          </w:tcPr>
-          <w:p>
-            <w:pPr>
-              <w:spacing w:before="0" w:after="60"/>
-              <w:keepNext/>
-              <w:jc w:val="end"/>
-            </w:pPr>
-            <w:r>
-              <w:rPr>
-                <w:rFonts w:ascii="Calibri" w:hAnsi="Calibri"/>
-                <w:sz w:val="20"/>
-              </w:rPr>
-              <w:t xml:space="default">0.97</w:t>
-            </w:r>
-          </w:p>
-        </w:tc>
-        <w:tc>
-          <w:tcPr>
-            <w:tcBorders>
-              <w:top w:val="single" w:space="0" w:color="D3D3D3"/>
-              <w:bottom w:val="single" w:space="0" w:color="D3D3D3"/>
-              <w:start w:val="single" w:space="0" w:color="D3D3D3"/>
-              <w:end w:val="single" w:space="0" w:color="D3D3D3"/>
-            </w:tcBorders>
-          </w:tcPr>
-          <w:p>
-            <w:pPr>
-              <w:spacing w:before="0" w:after="60"/>
-              <w:keepNext/>
-              <w:jc w:val="start"/>
-            </w:pPr>
-            <w:r>
-              <w:rPr>
-                <w:rFonts w:ascii="Calibri" w:hAnsi="Calibri"/>
-                <w:sz w:val="20"/>
-              </w:rPr>
-              <w:t xml:space="default">[-3.17, 0.65]</w:t>
+              <w:t xml:space="default">ANOVA</w:t>
+            </w:r>
+          </w:p>
+        </w:tc>
+        <w:tc>
+          <w:tcPr>
+            <w:tcBorders>
+              <w:top w:val="single" w:space="0" w:color="D3D3D3"/>
+              <w:bottom w:val="single" w:space="0" w:color="D3D3D3"/>
+              <w:start w:val="single" w:space="0" w:color="D3D3D3"/>
+              <w:end w:val="single" w:space="0" w:color="D3D3D3"/>
+            </w:tcBorders>
+          </w:tcPr>
+          <w:p>
+            <w:pPr>
+              <w:spacing w:before="0" w:after="60"/>
+              <w:keepNext/>
+              <w:jc w:val="start"/>
+            </w:pPr>
+            <w:r>
+              <w:rPr>
+                <w:rFonts w:ascii="Calibri" w:hAnsi="Calibri"/>
+                <w:sz w:val="20"/>
+              </w:rPr>
+              <w:t xml:space="default">ns(as.numeric(Day), df = 3)</w:t>
             </w:r>
           </w:p>
         </w:tc>
@@ -4748,38 +4676,110 @@
             <w:pPr>
               <w:spacing w:before="0" w:after="60"/>
               <w:keepNext/>
-              <w:jc w:val="start"/>
-            </w:pPr>
-            <w:r>
-              <w:rPr>
-                <w:rFonts w:ascii="Calibri" w:hAnsi="Calibri"/>
-                <w:sz w:val="20"/>
-              </w:rPr>
-              <w:t xml:space="default">-1.3</w:t>
-            </w:r>
-          </w:p>
-        </w:tc>
-        <w:tc>
-          <w:tcPr>
-            <w:tcBorders>
-              <w:top w:val="single" w:space="0" w:color="D3D3D3"/>
-              <w:bottom w:val="single" w:space="0" w:color="D3D3D3"/>
-              <w:start w:val="single" w:space="0" w:color="D3D3D3"/>
-              <w:end w:val="single" w:space="0" w:color="D3D3D3"/>
-            </w:tcBorders>
-          </w:tcPr>
-          <w:p>
-            <w:pPr>
-              <w:spacing w:before="0" w:after="60"/>
-              <w:keepNext/>
-              <w:jc w:val="start"/>
-            </w:pPr>
-            <w:r>
-              <w:rPr>
-                <w:rFonts w:ascii="Calibri" w:hAnsi="Calibri"/>
-                <w:sz w:val="20"/>
-              </w:rPr>
-              <w:t xml:space="default">0.195</w:t>
+              <w:jc w:val="end"/>
+            </w:pPr>
+            <w:r>
+              <w:rPr>
+                <w:rFonts w:ascii="Calibri" w:hAnsi="Calibri"/>
+                <w:sz w:val="20"/>
+              </w:rPr>
+              <w:t xml:space="default"/>
+            </w:r>
+          </w:p>
+        </w:tc>
+        <w:tc>
+          <w:tcPr>
+            <w:tcBorders>
+              <w:top w:val="single" w:space="0" w:color="D3D3D3"/>
+              <w:bottom w:val="single" w:space="0" w:color="D3D3D3"/>
+              <w:start w:val="single" w:space="0" w:color="D3D3D3"/>
+              <w:end w:val="single" w:space="0" w:color="D3D3D3"/>
+            </w:tcBorders>
+          </w:tcPr>
+          <w:p>
+            <w:pPr>
+              <w:spacing w:before="0" w:after="60"/>
+              <w:keepNext/>
+              <w:jc w:val="start"/>
+            </w:pPr>
+            <w:r>
+              <w:rPr>
+                <w:rFonts w:ascii="Calibri" w:hAnsi="Calibri"/>
+                <w:sz w:val="20"/>
+              </w:rPr>
+              <w:t xml:space="default"/>
+            </w:r>
+          </w:p>
+        </w:tc>
+        <w:tc>
+          <w:tcPr>
+            <w:tcBorders>
+              <w:top w:val="single" w:space="0" w:color="D3D3D3"/>
+              <w:bottom w:val="single" w:space="0" w:color="D3D3D3"/>
+              <w:start w:val="single" w:space="0" w:color="D3D3D3"/>
+              <w:end w:val="single" w:space="0" w:color="D3D3D3"/>
+            </w:tcBorders>
+          </w:tcPr>
+          <w:p>
+            <w:pPr>
+              <w:spacing w:before="0" w:after="60"/>
+              <w:keepNext/>
+              <w:jc w:val="end"/>
+            </w:pPr>
+            <w:r>
+              <w:rPr>
+                <w:rFonts w:ascii="Calibri" w:hAnsi="Calibri"/>
+                <w:sz w:val="20"/>
+              </w:rPr>
+              <w:t xml:space="default">3</w:t>
+            </w:r>
+          </w:p>
+        </w:tc>
+        <w:tc>
+          <w:tcPr>
+            <w:tcBorders>
+              <w:top w:val="single" w:space="0" w:color="D3D3D3"/>
+              <w:bottom w:val="single" w:space="0" w:color="D3D3D3"/>
+              <w:start w:val="single" w:space="0" w:color="D3D3D3"/>
+              <w:end w:val="single" w:space="0" w:color="D3D3D3"/>
+            </w:tcBorders>
+          </w:tcPr>
+          <w:p>
+            <w:pPr>
+              <w:spacing w:before="0" w:after="60"/>
+              <w:keepNext/>
+              <w:jc w:val="start"/>
+            </w:pPr>
+            <w:r>
+              <w:rPr>
+                <w:rFonts w:ascii="Calibri" w:hAnsi="Calibri"/>
+                <w:sz w:val="20"/>
+              </w:rPr>
+              <w:t xml:space="default">Chisq = 870.06</w:t>
+            </w:r>
+          </w:p>
+        </w:tc>
+        <w:tc>
+          <w:tcPr>
+            <w:tcBorders>
+              <w:top w:val="single" w:space="0" w:color="D3D3D3"/>
+              <w:bottom w:val="single" w:space="0" w:color="D3D3D3"/>
+              <w:start w:val="single" w:space="0" w:color="D3D3D3"/>
+              <w:end w:val="single" w:space="0" w:color="D3D3D3"/>
+            </w:tcBorders>
+          </w:tcPr>
+          <w:p>
+            <w:pPr>
+              <w:spacing w:before="0" w:after="60"/>
+              <w:keepNext/>
+              <w:jc w:val="start"/>
+            </w:pPr>
+            <w:r>
+              <w:rPr>
+                <w:rFonts w:ascii="Calibri" w:hAnsi="Calibri"/>
+                <w:sz w:val="20"/>
+              </w:rPr>
+              <w:t xml:space="default">&lt;0.001</w:t>
             </w:r>
           </w:p>
         </w:tc>
@@ -4833,103 +4833,31 @@
                 <w:sz w:val="20"/>
                 <w:b w:val="true"/>
               </w:rPr>
-              <w:t xml:space="default">Predictors</w:t>
-            </w:r>
-          </w:p>
-        </w:tc>
-        <w:tc>
-          <w:tcPr>
-            <w:tcBorders>
-              <w:top w:val="single" w:space="0" w:color="D3D3D3"/>
-              <w:bottom w:val="single" w:space="0" w:color="D3D3D3"/>
-              <w:start w:val="single" w:space="0" w:color="D3D3D3"/>
-              <w:end w:val="single" w:space="0" w:color="D3D3D3"/>
-            </w:tcBorders>
-          </w:tcPr>
-          <w:p>
-            <w:pPr>
-              <w:spacing w:before="0" w:after="60"/>
-              <w:keepNext/>
-              <w:jc w:val="start"/>
-            </w:pPr>
-            <w:r>
-              <w:rPr>
-                <w:rFonts w:ascii="Calibri" w:hAnsi="Calibri"/>
-                <w:sz w:val="20"/>
-              </w:rPr>
-              <w:t xml:space="default">Day5</w:t>
-            </w:r>
-          </w:p>
-        </w:tc>
-        <w:tc>
-          <w:tcPr>
-            <w:tcBorders>
-              <w:top w:val="single" w:space="0" w:color="D3D3D3"/>
-              <w:bottom w:val="single" w:space="0" w:color="D3D3D3"/>
-              <w:start w:val="single" w:space="0" w:color="D3D3D3"/>
-              <w:end w:val="single" w:space="0" w:color="D3D3D3"/>
-            </w:tcBorders>
-          </w:tcPr>
-          <w:p>
-            <w:pPr>
-              <w:spacing w:before="0" w:after="60"/>
-              <w:keepNext/>
-              <w:jc w:val="end"/>
-            </w:pPr>
-            <w:r>
-              <w:rPr>
-                <w:rFonts w:ascii="Calibri" w:hAnsi="Calibri"/>
-                <w:sz w:val="20"/>
-              </w:rPr>
-              <w:t xml:space="default">0.09</w:t>
-            </w:r>
-          </w:p>
-        </w:tc>
-        <w:tc>
-          <w:tcPr>
-            <w:tcBorders>
-              <w:top w:val="single" w:space="0" w:color="D3D3D3"/>
-              <w:bottom w:val="single" w:space="0" w:color="D3D3D3"/>
-              <w:start w:val="single" w:space="0" w:color="D3D3D3"/>
-              <w:end w:val="single" w:space="0" w:color="D3D3D3"/>
-            </w:tcBorders>
-          </w:tcPr>
-          <w:p>
-            <w:pPr>
-              <w:spacing w:before="0" w:after="60"/>
-              <w:keepNext/>
-              <w:jc w:val="end"/>
-            </w:pPr>
-            <w:r>
-              <w:rPr>
-                <w:rFonts w:ascii="Calibri" w:hAnsi="Calibri"/>
-                <w:sz w:val="20"/>
-              </w:rPr>
-              <w:t xml:space="default">0.79</w:t>
-            </w:r>
-          </w:p>
-        </w:tc>
-        <w:tc>
-          <w:tcPr>
-            <w:tcBorders>
-              <w:top w:val="single" w:space="0" w:color="D3D3D3"/>
-              <w:bottom w:val="single" w:space="0" w:color="D3D3D3"/>
-              <w:start w:val="single" w:space="0" w:color="D3D3D3"/>
-              <w:end w:val="single" w:space="0" w:color="D3D3D3"/>
-            </w:tcBorders>
-          </w:tcPr>
-          <w:p>
-            <w:pPr>
-              <w:spacing w:before="0" w:after="60"/>
-              <w:keepNext/>
-              <w:jc w:val="start"/>
-            </w:pPr>
-            <w:r>
-              <w:rPr>
-                <w:rFonts w:ascii="Calibri" w:hAnsi="Calibri"/>
-                <w:sz w:val="20"/>
-              </w:rPr>
-              <w:t xml:space="default">[-1.45, 1.63]</w:t>
+              <w:t xml:space="default">ANOVA</w:t>
+            </w:r>
+          </w:p>
+        </w:tc>
+        <w:tc>
+          <w:tcPr>
+            <w:tcBorders>
+              <w:top w:val="single" w:space="0" w:color="D3D3D3"/>
+              <w:bottom w:val="single" w:space="0" w:color="D3D3D3"/>
+              <w:start w:val="single" w:space="0" w:color="D3D3D3"/>
+              <w:end w:val="single" w:space="0" w:color="D3D3D3"/>
+            </w:tcBorders>
+          </w:tcPr>
+          <w:p>
+            <w:pPr>
+              <w:spacing w:before="0" w:after="60"/>
+              <w:keepNext/>
+              <w:jc w:val="start"/>
+            </w:pPr>
+            <w:r>
+              <w:rPr>
+                <w:rFonts w:ascii="Calibri" w:hAnsi="Calibri"/>
+                <w:sz w:val="20"/>
+              </w:rPr>
+              <w:t xml:space="default">Treatment:ns(as.numeric(Day), df = 3)</w:t>
             </w:r>
           </w:p>
         </w:tc>
@@ -4970,38 +4898,110 @@
             <w:pPr>
               <w:spacing w:before="0" w:after="60"/>
               <w:keepNext/>
-              <w:jc w:val="start"/>
-            </w:pPr>
-            <w:r>
-              <w:rPr>
-                <w:rFonts w:ascii="Calibri" w:hAnsi="Calibri"/>
-                <w:sz w:val="20"/>
-              </w:rPr>
-              <w:t xml:space="default">0.11</w:t>
-            </w:r>
-          </w:p>
-        </w:tc>
-        <w:tc>
-          <w:tcPr>
-            <w:tcBorders>
-              <w:top w:val="single" w:space="0" w:color="D3D3D3"/>
-              <w:bottom w:val="single" w:space="0" w:color="D3D3D3"/>
-              <w:start w:val="single" w:space="0" w:color="D3D3D3"/>
-              <w:end w:val="single" w:space="0" w:color="D3D3D3"/>
-            </w:tcBorders>
-          </w:tcPr>
-          <w:p>
-            <w:pPr>
-              <w:spacing w:before="0" w:after="60"/>
-              <w:keepNext/>
-              <w:jc w:val="start"/>
-            </w:pPr>
-            <w:r>
-              <w:rPr>
-                <w:rFonts w:ascii="Calibri" w:hAnsi="Calibri"/>
-                <w:sz w:val="20"/>
-              </w:rPr>
-              <w:t xml:space="default">0.910</w:t>
+              <w:jc w:val="end"/>
+            </w:pPr>
+            <w:r>
+              <w:rPr>
+                <w:rFonts w:ascii="Calibri" w:hAnsi="Calibri"/>
+                <w:sz w:val="20"/>
+              </w:rPr>
+              <w:t xml:space="default"/>
+            </w:r>
+          </w:p>
+        </w:tc>
+        <w:tc>
+          <w:tcPr>
+            <w:tcBorders>
+              <w:top w:val="single" w:space="0" w:color="D3D3D3"/>
+              <w:bottom w:val="single" w:space="0" w:color="D3D3D3"/>
+              <w:start w:val="single" w:space="0" w:color="D3D3D3"/>
+              <w:end w:val="single" w:space="0" w:color="D3D3D3"/>
+            </w:tcBorders>
+          </w:tcPr>
+          <w:p>
+            <w:pPr>
+              <w:spacing w:before="0" w:after="60"/>
+              <w:keepNext/>
+              <w:jc w:val="start"/>
+            </w:pPr>
+            <w:r>
+              <w:rPr>
+                <w:rFonts w:ascii="Calibri" w:hAnsi="Calibri"/>
+                <w:sz w:val="20"/>
+              </w:rPr>
+              <w:t xml:space="default"/>
+            </w:r>
+          </w:p>
+        </w:tc>
+        <w:tc>
+          <w:tcPr>
+            <w:tcBorders>
+              <w:top w:val="single" w:space="0" w:color="D3D3D3"/>
+              <w:bottom w:val="single" w:space="0" w:color="D3D3D3"/>
+              <w:start w:val="single" w:space="0" w:color="D3D3D3"/>
+              <w:end w:val="single" w:space="0" w:color="D3D3D3"/>
+            </w:tcBorders>
+          </w:tcPr>
+          <w:p>
+            <w:pPr>
+              <w:spacing w:before="0" w:after="60"/>
+              <w:keepNext/>
+              <w:jc w:val="end"/>
+            </w:pPr>
+            <w:r>
+              <w:rPr>
+                <w:rFonts w:ascii="Calibri" w:hAnsi="Calibri"/>
+                <w:sz w:val="20"/>
+              </w:rPr>
+              <w:t xml:space="default">9</w:t>
+            </w:r>
+          </w:p>
+        </w:tc>
+        <w:tc>
+          <w:tcPr>
+            <w:tcBorders>
+              <w:top w:val="single" w:space="0" w:color="D3D3D3"/>
+              <w:bottom w:val="single" w:space="0" w:color="D3D3D3"/>
+              <w:start w:val="single" w:space="0" w:color="D3D3D3"/>
+              <w:end w:val="single" w:space="0" w:color="D3D3D3"/>
+            </w:tcBorders>
+          </w:tcPr>
+          <w:p>
+            <w:pPr>
+              <w:spacing w:before="0" w:after="60"/>
+              <w:keepNext/>
+              <w:jc w:val="start"/>
+            </w:pPr>
+            <w:r>
+              <w:rPr>
+                <w:rFonts w:ascii="Calibri" w:hAnsi="Calibri"/>
+                <w:sz w:val="20"/>
+              </w:rPr>
+              <w:t xml:space="default">Chisq = 390.43</w:t>
+            </w:r>
+          </w:p>
+        </w:tc>
+        <w:tc>
+          <w:tcPr>
+            <w:tcBorders>
+              <w:top w:val="single" w:space="0" w:color="D3D3D3"/>
+              <w:bottom w:val="single" w:space="0" w:color="D3D3D3"/>
+              <w:start w:val="single" w:space="0" w:color="D3D3D3"/>
+              <w:end w:val="single" w:space="0" w:color="D3D3D3"/>
+            </w:tcBorders>
+          </w:tcPr>
+          <w:p>
+            <w:pPr>
+              <w:spacing w:before="0" w:after="60"/>
+              <w:keepNext/>
+              <w:jc w:val="start"/>
+            </w:pPr>
+            <w:r>
+              <w:rPr>
+                <w:rFonts w:ascii="Calibri" w:hAnsi="Calibri"/>
+                <w:sz w:val="20"/>
+              </w:rPr>
+              <w:t xml:space="default">&lt;0.001</w:t>
             </w:r>
           </w:p>
         </w:tc>
@@ -5036,1106 +5036,19 @@
         </w:trPr>
         <w:tc>
           <w:tcPr>
-            <w:tcBorders>
-              <w:top w:val="single" w:space="0" w:color="D3D3D3"/>
-              <w:bottom w:val="single" w:space="0" w:color="D3D3D3"/>
-              <w:start w:val="single" w:space="0" w:color="D3D3D3"/>
-              <w:end w:val="single" w:space="0" w:color="D3D3D3"/>
-            </w:tcBorders>
-          </w:tcPr>
-          <w:p>
-            <w:pPr>
-              <w:spacing w:before="0" w:after="60"/>
-              <w:keepNext/>
-              <w:jc w:val="start"/>
-            </w:pPr>
-            <w:r>
-              <w:rPr>
-                <w:rFonts w:ascii="Calibri" w:hAnsi="Calibri"/>
-                <w:sz w:val="20"/>
-                <w:b w:val="true"/>
-              </w:rPr>
-              <w:t xml:space="default">Random Effects</w:t>
-            </w:r>
-          </w:p>
-        </w:tc>
-        <w:tc>
-          <w:tcPr>
-            <w:tcBorders>
-              <w:top w:val="single" w:space="0" w:color="D3D3D3"/>
-              <w:bottom w:val="single" w:space="0" w:color="D3D3D3"/>
-              <w:start w:val="single" w:space="0" w:color="D3D3D3"/>
-              <w:end w:val="single" w:space="0" w:color="D3D3D3"/>
-            </w:tcBorders>
-          </w:tcPr>
-          <w:p>
-            <w:pPr>
-              <w:spacing w:before="0" w:after="60"/>
-              <w:keepNext/>
-              <w:jc w:val="start"/>
-            </w:pPr>
-            <w:r>
-              <w:rPr>
-                <w:rFonts w:ascii="Calibri" w:hAnsi="Calibri"/>
-                <w:sz w:val="20"/>
-              </w:rPr>
-              <w:t xml:space="default">N Plate</w:t>
-            </w:r>
-          </w:p>
-        </w:tc>
-        <w:tc>
-          <w:tcPr>
-            <w:tcBorders>
-              <w:top w:val="single" w:space="0" w:color="D3D3D3"/>
-              <w:bottom w:val="single" w:space="0" w:color="D3D3D3"/>
-              <w:start w:val="single" w:space="0" w:color="D3D3D3"/>
-              <w:end w:val="single" w:space="0" w:color="D3D3D3"/>
-            </w:tcBorders>
-          </w:tcPr>
-          <w:p>
-            <w:pPr>
-              <w:spacing w:before="0" w:after="60"/>
-              <w:keepNext/>
-              <w:jc w:val="end"/>
-            </w:pPr>
-            <w:r>
-              <w:rPr>
-                <w:rFonts w:ascii="Calibri" w:hAnsi="Calibri"/>
-                <w:sz w:val="20"/>
-              </w:rPr>
-              <w:t xml:space="default"/>
-            </w:r>
-          </w:p>
-        </w:tc>
-        <w:tc>
-          <w:tcPr>
-            <w:tcBorders>
-              <w:top w:val="single" w:space="0" w:color="D3D3D3"/>
-              <w:bottom w:val="single" w:space="0" w:color="D3D3D3"/>
-              <w:start w:val="single" w:space="0" w:color="D3D3D3"/>
-              <w:end w:val="single" w:space="0" w:color="D3D3D3"/>
-            </w:tcBorders>
-          </w:tcPr>
-          <w:p>
-            <w:pPr>
-              <w:spacing w:before="0" w:after="60"/>
-              <w:keepNext/>
-              <w:jc w:val="end"/>
-            </w:pPr>
-            <w:r>
-              <w:rPr>
-                <w:rFonts w:ascii="Calibri" w:hAnsi="Calibri"/>
-                <w:sz w:val="20"/>
-              </w:rPr>
-              <w:t xml:space="default"/>
-            </w:r>
-          </w:p>
-        </w:tc>
-        <w:tc>
-          <w:tcPr>
-            <w:tcBorders>
-              <w:top w:val="single" w:space="0" w:color="D3D3D3"/>
-              <w:bottom w:val="single" w:space="0" w:color="D3D3D3"/>
-              <w:start w:val="single" w:space="0" w:color="D3D3D3"/>
-              <w:end w:val="single" w:space="0" w:color="D3D3D3"/>
-            </w:tcBorders>
-          </w:tcPr>
-          <w:p>
-            <w:pPr>
-              <w:spacing w:before="0" w:after="60"/>
-              <w:keepNext/>
-              <w:jc w:val="start"/>
-            </w:pPr>
-            <w:r>
-              <w:rPr>
-                <w:rFonts w:ascii="Calibri" w:hAnsi="Calibri"/>
-                <w:sz w:val="20"/>
-              </w:rPr>
-              <w:t xml:space="default"/>
-            </w:r>
-          </w:p>
-        </w:tc>
-        <w:tc>
-          <w:tcPr>
-            <w:tcBorders>
-              <w:top w:val="single" w:space="0" w:color="D3D3D3"/>
-              <w:bottom w:val="single" w:space="0" w:color="D3D3D3"/>
-              <w:start w:val="single" w:space="0" w:color="D3D3D3"/>
-              <w:end w:val="single" w:space="0" w:color="D3D3D3"/>
-            </w:tcBorders>
-          </w:tcPr>
-          <w:p>
-            <w:pPr>
-              <w:spacing w:before="0" w:after="60"/>
-              <w:keepNext/>
-              <w:jc w:val="end"/>
-            </w:pPr>
-            <w:r>
-              <w:rPr>
-                <w:rFonts w:ascii="Calibri" w:hAnsi="Calibri"/>
-                <w:sz w:val="20"/>
-              </w:rPr>
-              <w:t xml:space="default"/>
-            </w:r>
-          </w:p>
-        </w:tc>
-        <w:tc>
-          <w:tcPr>
-            <w:tcBorders>
-              <w:top w:val="single" w:space="0" w:color="D3D3D3"/>
-              <w:bottom w:val="single" w:space="0" w:color="D3D3D3"/>
-              <w:start w:val="single" w:space="0" w:color="D3D3D3"/>
-              <w:end w:val="single" w:space="0" w:color="D3D3D3"/>
-            </w:tcBorders>
-          </w:tcPr>
-          <w:p>
-            <w:pPr>
-              <w:spacing w:before="0" w:after="60"/>
-              <w:keepNext/>
-              <w:jc w:val="start"/>
-            </w:pPr>
-            <w:r>
-              <w:rPr>
-                <w:rFonts w:ascii="Calibri" w:hAnsi="Calibri"/>
-                <w:sz w:val="20"/>
-              </w:rPr>
-              <w:t xml:space="default"/>
-            </w:r>
-          </w:p>
-        </w:tc>
-        <w:tc>
-          <w:tcPr>
-            <w:tcBorders>
-              <w:top w:val="single" w:space="0" w:color="D3D3D3"/>
-              <w:bottom w:val="single" w:space="0" w:color="D3D3D3"/>
-              <w:start w:val="single" w:space="0" w:color="D3D3D3"/>
-              <w:end w:val="single" w:space="0" w:color="D3D3D3"/>
-            </w:tcBorders>
-          </w:tcPr>
-          <w:p>
-            <w:pPr>
-              <w:spacing w:before="0" w:after="60"/>
-              <w:keepNext/>
-              <w:jc w:val="start"/>
-            </w:pPr>
-            <w:r>
-              <w:rPr>
-                <w:rFonts w:ascii="Calibri" w:hAnsi="Calibri"/>
-                <w:sz w:val="20"/>
-              </w:rPr>
-              <w:t xml:space="default"/>
-            </w:r>
-          </w:p>
-        </w:tc>
-        <w:tc>
-          <w:tcPr>
-            <w:tcBorders>
-              <w:top w:val="single" w:space="0" w:color="D3D3D3"/>
-              <w:bottom w:val="single" w:space="0" w:color="D3D3D3"/>
-              <w:start w:val="single" w:space="0" w:color="D3D3D3"/>
-              <w:end w:val="single" w:space="0" w:color="D3D3D3"/>
-            </w:tcBorders>
-          </w:tcPr>
-          <w:p>
-            <w:pPr>
-              <w:spacing w:before="0" w:after="60"/>
-              <w:keepNext/>
-              <w:jc w:val="end"/>
-            </w:pPr>
-            <w:r>
-              <w:rPr>
-                <w:rFonts w:ascii="Calibri" w:hAnsi="Calibri"/>
-                <w:sz w:val="20"/>
-              </w:rPr>
-              <w:t xml:space="default">119</w:t>
-            </w:r>
-          </w:p>
-        </w:tc>
-      </w:tr>
-      <w:tr>
-        <w:trPr>
-          <w:cantSplit/>
-        </w:trPr>
-        <w:tc>
-          <w:tcPr>
-            <w:tcBorders>
-              <w:top w:val="single" w:space="0" w:color="D3D3D3"/>
-              <w:bottom w:val="single" w:space="0" w:color="D3D3D3"/>
-              <w:start w:val="single" w:space="0" w:color="D3D3D3"/>
-              <w:end w:val="single" w:space="0" w:color="D3D3D3"/>
-            </w:tcBorders>
-          </w:tcPr>
-          <w:p>
-            <w:pPr>
-              <w:spacing w:before="0" w:after="60"/>
-              <w:keepNext/>
-              <w:jc w:val="start"/>
-            </w:pPr>
-            <w:r>
-              <w:rPr>
-                <w:rFonts w:ascii="Calibri" w:hAnsi="Calibri"/>
-                <w:sz w:val="20"/>
-                <w:b w:val="true"/>
-              </w:rPr>
-              <w:t xml:space="default">Random Effects</w:t>
-            </w:r>
-          </w:p>
-        </w:tc>
-        <w:tc>
-          <w:tcPr>
-            <w:tcBorders>
-              <w:top w:val="single" w:space="0" w:color="D3D3D3"/>
-              <w:bottom w:val="single" w:space="0" w:color="D3D3D3"/>
-              <w:start w:val="single" w:space="0" w:color="D3D3D3"/>
-              <w:end w:val="single" w:space="0" w:color="D3D3D3"/>
-            </w:tcBorders>
-          </w:tcPr>
-          <w:p>
-            <w:pPr>
-              <w:spacing w:before="0" w:after="60"/>
-              <w:keepNext/>
-              <w:jc w:val="start"/>
-            </w:pPr>
-            <w:r>
-              <w:rPr>
-                <w:rFonts w:ascii="Calibri" w:hAnsi="Calibri"/>
-                <w:sz w:val="20"/>
-              </w:rPr>
-              <w:t xml:space="default">Observations</w:t>
-            </w:r>
-          </w:p>
-        </w:tc>
-        <w:tc>
-          <w:tcPr>
-            <w:tcBorders>
-              <w:top w:val="single" w:space="0" w:color="D3D3D3"/>
-              <w:bottom w:val="single" w:space="0" w:color="D3D3D3"/>
-              <w:start w:val="single" w:space="0" w:color="D3D3D3"/>
-              <w:end w:val="single" w:space="0" w:color="D3D3D3"/>
-            </w:tcBorders>
-          </w:tcPr>
-          <w:p>
-            <w:pPr>
-              <w:spacing w:before="0" w:after="60"/>
-              <w:keepNext/>
-              <w:jc w:val="end"/>
-            </w:pPr>
-            <w:r>
-              <w:rPr>
-                <w:rFonts w:ascii="Calibri" w:hAnsi="Calibri"/>
-                <w:sz w:val="20"/>
-              </w:rPr>
-              <w:t xml:space="default"/>
-            </w:r>
-          </w:p>
-        </w:tc>
-        <w:tc>
-          <w:tcPr>
-            <w:tcBorders>
-              <w:top w:val="single" w:space="0" w:color="D3D3D3"/>
-              <w:bottom w:val="single" w:space="0" w:color="D3D3D3"/>
-              <w:start w:val="single" w:space="0" w:color="D3D3D3"/>
-              <w:end w:val="single" w:space="0" w:color="D3D3D3"/>
-            </w:tcBorders>
-          </w:tcPr>
-          <w:p>
-            <w:pPr>
-              <w:spacing w:before="0" w:after="60"/>
-              <w:keepNext/>
-              <w:jc w:val="end"/>
-            </w:pPr>
-            <w:r>
-              <w:rPr>
-                <w:rFonts w:ascii="Calibri" w:hAnsi="Calibri"/>
-                <w:sz w:val="20"/>
-              </w:rPr>
-              <w:t xml:space="default"/>
-            </w:r>
-          </w:p>
-        </w:tc>
-        <w:tc>
-          <w:tcPr>
-            <w:tcBorders>
-              <w:top w:val="single" w:space="0" w:color="D3D3D3"/>
-              <w:bottom w:val="single" w:space="0" w:color="D3D3D3"/>
-              <w:start w:val="single" w:space="0" w:color="D3D3D3"/>
-              <w:end w:val="single" w:space="0" w:color="D3D3D3"/>
-            </w:tcBorders>
-          </w:tcPr>
-          <w:p>
-            <w:pPr>
-              <w:spacing w:before="0" w:after="60"/>
-              <w:keepNext/>
-              <w:jc w:val="start"/>
-            </w:pPr>
-            <w:r>
-              <w:rPr>
-                <w:rFonts w:ascii="Calibri" w:hAnsi="Calibri"/>
-                <w:sz w:val="20"/>
-              </w:rPr>
-              <w:t xml:space="default"/>
-            </w:r>
-          </w:p>
-        </w:tc>
-        <w:tc>
-          <w:tcPr>
-            <w:tcBorders>
-              <w:top w:val="single" w:space="0" w:color="D3D3D3"/>
-              <w:bottom w:val="single" w:space="0" w:color="D3D3D3"/>
-              <w:start w:val="single" w:space="0" w:color="D3D3D3"/>
-              <w:end w:val="single" w:space="0" w:color="D3D3D3"/>
-            </w:tcBorders>
-          </w:tcPr>
-          <w:p>
-            <w:pPr>
-              <w:spacing w:before="0" w:after="60"/>
-              <w:keepNext/>
-              <w:jc w:val="end"/>
-            </w:pPr>
-            <w:r>
-              <w:rPr>
-                <w:rFonts w:ascii="Calibri" w:hAnsi="Calibri"/>
-                <w:sz w:val="20"/>
-              </w:rPr>
-              <w:t xml:space="default"/>
-            </w:r>
-          </w:p>
-        </w:tc>
-        <w:tc>
-          <w:tcPr>
-            <w:tcBorders>
-              <w:top w:val="single" w:space="0" w:color="D3D3D3"/>
-              <w:bottom w:val="single" w:space="0" w:color="D3D3D3"/>
-              <w:start w:val="single" w:space="0" w:color="D3D3D3"/>
-              <w:end w:val="single" w:space="0" w:color="D3D3D3"/>
-            </w:tcBorders>
-          </w:tcPr>
-          <w:p>
-            <w:pPr>
-              <w:spacing w:before="0" w:after="60"/>
-              <w:keepNext/>
-              <w:jc w:val="start"/>
-            </w:pPr>
-            <w:r>
-              <w:rPr>
-                <w:rFonts w:ascii="Calibri" w:hAnsi="Calibri"/>
-                <w:sz w:val="20"/>
-              </w:rPr>
-              <w:t xml:space="default"/>
-            </w:r>
-          </w:p>
-        </w:tc>
-        <w:tc>
-          <w:tcPr>
-            <w:tcBorders>
-              <w:top w:val="single" w:space="0" w:color="D3D3D3"/>
-              <w:bottom w:val="single" w:space="0" w:color="D3D3D3"/>
-              <w:start w:val="single" w:space="0" w:color="D3D3D3"/>
-              <w:end w:val="single" w:space="0" w:color="D3D3D3"/>
-            </w:tcBorders>
-          </w:tcPr>
-          <w:p>
-            <w:pPr>
-              <w:spacing w:before="0" w:after="60"/>
-              <w:keepNext/>
-              <w:jc w:val="start"/>
-            </w:pPr>
-            <w:r>
-              <w:rPr>
-                <w:rFonts w:ascii="Calibri" w:hAnsi="Calibri"/>
-                <w:sz w:val="20"/>
-              </w:rPr>
-              <w:t xml:space="default"/>
-            </w:r>
-          </w:p>
-        </w:tc>
-        <w:tc>
-          <w:tcPr>
-            <w:tcBorders>
-              <w:top w:val="single" w:space="0" w:color="D3D3D3"/>
-              <w:bottom w:val="single" w:space="0" w:color="D3D3D3"/>
-              <w:start w:val="single" w:space="0" w:color="D3D3D3"/>
-              <w:end w:val="single" w:space="0" w:color="D3D3D3"/>
-            </w:tcBorders>
-          </w:tcPr>
-          <w:p>
-            <w:pPr>
-              <w:spacing w:before="0" w:after="60"/>
-              <w:keepNext/>
-              <w:jc w:val="end"/>
-            </w:pPr>
-            <w:r>
-              <w:rPr>
-                <w:rFonts w:ascii="Calibri" w:hAnsi="Calibri"/>
-                <w:sz w:val="20"/>
-              </w:rPr>
-              <w:t xml:space="default">595</w:t>
-            </w:r>
-          </w:p>
-        </w:tc>
-      </w:tr>
-      <w:tr>
-        <w:trPr>
-          <w:cantSplit/>
-        </w:trPr>
-        <w:tc>
-          <w:tcPr>
-            <w:tcBorders>
-              <w:top w:val="single" w:space="0" w:color="D3D3D3"/>
-              <w:bottom w:val="single" w:space="0" w:color="D3D3D3"/>
-              <w:start w:val="single" w:space="0" w:color="D3D3D3"/>
-              <w:end w:val="single" w:space="0" w:color="D3D3D3"/>
-            </w:tcBorders>
-          </w:tcPr>
-          <w:p>
-            <w:pPr>
-              <w:spacing w:before="0" w:after="60"/>
-              <w:keepNext/>
-              <w:jc w:val="start"/>
-            </w:pPr>
-            <w:r>
-              <w:rPr>
-                <w:rFonts w:ascii="Calibri" w:hAnsi="Calibri"/>
-                <w:sz w:val="20"/>
-                <w:b w:val="true"/>
-              </w:rPr>
-              <w:t xml:space="default">ANOVA</w:t>
-            </w:r>
-          </w:p>
-        </w:tc>
-        <w:tc>
-          <w:tcPr>
-            <w:tcBorders>
-              <w:top w:val="single" w:space="0" w:color="D3D3D3"/>
-              <w:bottom w:val="single" w:space="0" w:color="D3D3D3"/>
-              <w:start w:val="single" w:space="0" w:color="D3D3D3"/>
-              <w:end w:val="single" w:space="0" w:color="D3D3D3"/>
-            </w:tcBorders>
-          </w:tcPr>
-          <w:p>
-            <w:pPr>
-              <w:spacing w:before="0" w:after="60"/>
-              <w:keepNext/>
-              <w:jc w:val="start"/>
-            </w:pPr>
-            <w:r>
-              <w:rPr>
-                <w:rFonts w:ascii="Calibri" w:hAnsi="Calibri"/>
-                <w:sz w:val="20"/>
-              </w:rPr>
-              <w:t xml:space="default">Treatment</w:t>
-            </w:r>
-          </w:p>
-        </w:tc>
-        <w:tc>
-          <w:tcPr>
-            <w:tcBorders>
-              <w:top w:val="single" w:space="0" w:color="D3D3D3"/>
-              <w:bottom w:val="single" w:space="0" w:color="D3D3D3"/>
-              <w:start w:val="single" w:space="0" w:color="D3D3D3"/>
-              <w:end w:val="single" w:space="0" w:color="D3D3D3"/>
-            </w:tcBorders>
-          </w:tcPr>
-          <w:p>
-            <w:pPr>
-              <w:spacing w:before="0" w:after="60"/>
-              <w:keepNext/>
-              <w:jc w:val="end"/>
-            </w:pPr>
-            <w:r>
-              <w:rPr>
-                <w:rFonts w:ascii="Calibri" w:hAnsi="Calibri"/>
-                <w:sz w:val="20"/>
-              </w:rPr>
-              <w:t xml:space="default"/>
-            </w:r>
-          </w:p>
-        </w:tc>
-        <w:tc>
-          <w:tcPr>
-            <w:tcBorders>
-              <w:top w:val="single" w:space="0" w:color="D3D3D3"/>
-              <w:bottom w:val="single" w:space="0" w:color="D3D3D3"/>
-              <w:start w:val="single" w:space="0" w:color="D3D3D3"/>
-              <w:end w:val="single" w:space="0" w:color="D3D3D3"/>
-            </w:tcBorders>
-          </w:tcPr>
-          <w:p>
-            <w:pPr>
-              <w:spacing w:before="0" w:after="60"/>
-              <w:keepNext/>
-              <w:jc w:val="end"/>
-            </w:pPr>
-            <w:r>
-              <w:rPr>
-                <w:rFonts w:ascii="Calibri" w:hAnsi="Calibri"/>
-                <w:sz w:val="20"/>
-              </w:rPr>
-              <w:t xml:space="default"/>
-            </w:r>
-          </w:p>
-        </w:tc>
-        <w:tc>
-          <w:tcPr>
-            <w:tcBorders>
-              <w:top w:val="single" w:space="0" w:color="D3D3D3"/>
-              <w:bottom w:val="single" w:space="0" w:color="D3D3D3"/>
-              <w:start w:val="single" w:space="0" w:color="D3D3D3"/>
-              <w:end w:val="single" w:space="0" w:color="D3D3D3"/>
-            </w:tcBorders>
-          </w:tcPr>
-          <w:p>
-            <w:pPr>
-              <w:spacing w:before="0" w:after="60"/>
-              <w:keepNext/>
-              <w:jc w:val="start"/>
-            </w:pPr>
-            <w:r>
-              <w:rPr>
-                <w:rFonts w:ascii="Calibri" w:hAnsi="Calibri"/>
-                <w:sz w:val="20"/>
-              </w:rPr>
-              <w:t xml:space="default"/>
-            </w:r>
-          </w:p>
-        </w:tc>
-        <w:tc>
-          <w:tcPr>
-            <w:tcBorders>
-              <w:top w:val="single" w:space="0" w:color="D3D3D3"/>
-              <w:bottom w:val="single" w:space="0" w:color="D3D3D3"/>
-              <w:start w:val="single" w:space="0" w:color="D3D3D3"/>
-              <w:end w:val="single" w:space="0" w:color="D3D3D3"/>
-            </w:tcBorders>
-          </w:tcPr>
-          <w:p>
-            <w:pPr>
-              <w:spacing w:before="0" w:after="60"/>
-              <w:keepNext/>
-              <w:jc w:val="end"/>
-            </w:pPr>
-            <w:r>
-              <w:rPr>
-                <w:rFonts w:ascii="Calibri" w:hAnsi="Calibri"/>
-                <w:sz w:val="20"/>
-              </w:rPr>
-              <w:t xml:space="default">3</w:t>
-            </w:r>
-          </w:p>
-        </w:tc>
-        <w:tc>
-          <w:tcPr>
-            <w:tcBorders>
-              <w:top w:val="single" w:space="0" w:color="D3D3D3"/>
-              <w:bottom w:val="single" w:space="0" w:color="D3D3D3"/>
-              <w:start w:val="single" w:space="0" w:color="D3D3D3"/>
-              <w:end w:val="single" w:space="0" w:color="D3D3D3"/>
-            </w:tcBorders>
-          </w:tcPr>
-          <w:p>
-            <w:pPr>
-              <w:spacing w:before="0" w:after="60"/>
-              <w:keepNext/>
-              <w:jc w:val="start"/>
-            </w:pPr>
-            <w:r>
-              <w:rPr>
-                <w:rFonts w:ascii="Calibri" w:hAnsi="Calibri"/>
-                <w:sz w:val="20"/>
-              </w:rPr>
-              <w:t xml:space="default">Chisq = 10.82</w:t>
-            </w:r>
-          </w:p>
-        </w:tc>
-        <w:tc>
-          <w:tcPr>
-            <w:tcBorders>
-              <w:top w:val="single" w:space="0" w:color="D3D3D3"/>
-              <w:bottom w:val="single" w:space="0" w:color="D3D3D3"/>
-              <w:start w:val="single" w:space="0" w:color="D3D3D3"/>
-              <w:end w:val="single" w:space="0" w:color="D3D3D3"/>
-            </w:tcBorders>
-          </w:tcPr>
-          <w:p>
-            <w:pPr>
-              <w:spacing w:before="0" w:after="60"/>
-              <w:keepNext/>
-              <w:jc w:val="start"/>
-            </w:pPr>
-            <w:r>
-              <w:rPr>
-                <w:rFonts w:ascii="Calibri" w:hAnsi="Calibri"/>
-                <w:sz w:val="20"/>
-              </w:rPr>
-              <w:t xml:space="default">0.013</w:t>
-            </w:r>
-          </w:p>
-        </w:tc>
-        <w:tc>
-          <w:tcPr>
-            <w:tcBorders>
-              <w:top w:val="single" w:space="0" w:color="D3D3D3"/>
-              <w:bottom w:val="single" w:space="0" w:color="D3D3D3"/>
-              <w:start w:val="single" w:space="0" w:color="D3D3D3"/>
-              <w:end w:val="single" w:space="0" w:color="D3D3D3"/>
-            </w:tcBorders>
-          </w:tcPr>
-          <w:p>
-            <w:pPr>
-              <w:spacing w:before="0" w:after="60"/>
-              <w:keepNext/>
-              <w:jc w:val="end"/>
-            </w:pPr>
-            <w:r>
-              <w:rPr>
-                <w:rFonts w:ascii="Calibri" w:hAnsi="Calibri"/>
-                <w:sz w:val="20"/>
-              </w:rPr>
-              <w:t xml:space="default"/>
-            </w:r>
-          </w:p>
-        </w:tc>
-      </w:tr>
-      <w:tr>
-        <w:trPr>
-          <w:cantSplit/>
-        </w:trPr>
-        <w:tc>
-          <w:tcPr>
-            <w:tcBorders>
-              <w:top w:val="single" w:space="0" w:color="D3D3D3"/>
-              <w:bottom w:val="single" w:space="0" w:color="D3D3D3"/>
-              <w:start w:val="single" w:space="0" w:color="D3D3D3"/>
-              <w:end w:val="single" w:space="0" w:color="D3D3D3"/>
-            </w:tcBorders>
-          </w:tcPr>
-          <w:p>
-            <w:pPr>
-              <w:spacing w:before="0" w:after="60"/>
-              <w:keepNext/>
-              <w:jc w:val="start"/>
-            </w:pPr>
-            <w:r>
-              <w:rPr>
-                <w:rFonts w:ascii="Calibri" w:hAnsi="Calibri"/>
-                <w:sz w:val="20"/>
-                <w:b w:val="true"/>
-              </w:rPr>
-              <w:t xml:space="default">ANOVA</w:t>
-            </w:r>
-          </w:p>
-        </w:tc>
-        <w:tc>
-          <w:tcPr>
-            <w:tcBorders>
-              <w:top w:val="single" w:space="0" w:color="D3D3D3"/>
-              <w:bottom w:val="single" w:space="0" w:color="D3D3D3"/>
-              <w:start w:val="single" w:space="0" w:color="D3D3D3"/>
-              <w:end w:val="single" w:space="0" w:color="D3D3D3"/>
-            </w:tcBorders>
-          </w:tcPr>
-          <w:p>
-            <w:pPr>
-              <w:spacing w:before="0" w:after="60"/>
-              <w:keepNext/>
-              <w:jc w:val="start"/>
-            </w:pPr>
-            <w:r>
-              <w:rPr>
-                <w:rFonts w:ascii="Calibri" w:hAnsi="Calibri"/>
-                <w:sz w:val="20"/>
-              </w:rPr>
-              <w:t xml:space="default">ns(as.numeric(Day), df = 3)</w:t>
-            </w:r>
-          </w:p>
-        </w:tc>
-        <w:tc>
-          <w:tcPr>
-            <w:tcBorders>
-              <w:top w:val="single" w:space="0" w:color="D3D3D3"/>
-              <w:bottom w:val="single" w:space="0" w:color="D3D3D3"/>
-              <w:start w:val="single" w:space="0" w:color="D3D3D3"/>
-              <w:end w:val="single" w:space="0" w:color="D3D3D3"/>
-            </w:tcBorders>
-          </w:tcPr>
-          <w:p>
-            <w:pPr>
-              <w:spacing w:before="0" w:after="60"/>
-              <w:keepNext/>
-              <w:jc w:val="end"/>
-            </w:pPr>
-            <w:r>
-              <w:rPr>
-                <w:rFonts w:ascii="Calibri" w:hAnsi="Calibri"/>
-                <w:sz w:val="20"/>
-              </w:rPr>
-              <w:t xml:space="default"/>
-            </w:r>
-          </w:p>
-        </w:tc>
-        <w:tc>
-          <w:tcPr>
-            <w:tcBorders>
-              <w:top w:val="single" w:space="0" w:color="D3D3D3"/>
-              <w:bottom w:val="single" w:space="0" w:color="D3D3D3"/>
-              <w:start w:val="single" w:space="0" w:color="D3D3D3"/>
-              <w:end w:val="single" w:space="0" w:color="D3D3D3"/>
-            </w:tcBorders>
-          </w:tcPr>
-          <w:p>
-            <w:pPr>
-              <w:spacing w:before="0" w:after="60"/>
-              <w:keepNext/>
-              <w:jc w:val="end"/>
-            </w:pPr>
-            <w:r>
-              <w:rPr>
-                <w:rFonts w:ascii="Calibri" w:hAnsi="Calibri"/>
-                <w:sz w:val="20"/>
-              </w:rPr>
-              <w:t xml:space="default"/>
-            </w:r>
-          </w:p>
-        </w:tc>
-        <w:tc>
-          <w:tcPr>
-            <w:tcBorders>
-              <w:top w:val="single" w:space="0" w:color="D3D3D3"/>
-              <w:bottom w:val="single" w:space="0" w:color="D3D3D3"/>
-              <w:start w:val="single" w:space="0" w:color="D3D3D3"/>
-              <w:end w:val="single" w:space="0" w:color="D3D3D3"/>
-            </w:tcBorders>
-          </w:tcPr>
-          <w:p>
-            <w:pPr>
-              <w:spacing w:before="0" w:after="60"/>
-              <w:keepNext/>
-              <w:jc w:val="start"/>
-            </w:pPr>
-            <w:r>
-              <w:rPr>
-                <w:rFonts w:ascii="Calibri" w:hAnsi="Calibri"/>
-                <w:sz w:val="20"/>
-              </w:rPr>
-              <w:t xml:space="default"/>
-            </w:r>
-          </w:p>
-        </w:tc>
-        <w:tc>
-          <w:tcPr>
-            <w:tcBorders>
-              <w:top w:val="single" w:space="0" w:color="D3D3D3"/>
-              <w:bottom w:val="single" w:space="0" w:color="D3D3D3"/>
-              <w:start w:val="single" w:space="0" w:color="D3D3D3"/>
-              <w:end w:val="single" w:space="0" w:color="D3D3D3"/>
-            </w:tcBorders>
-          </w:tcPr>
-          <w:p>
-            <w:pPr>
-              <w:spacing w:before="0" w:after="60"/>
-              <w:keepNext/>
-              <w:jc w:val="end"/>
-            </w:pPr>
-            <w:r>
-              <w:rPr>
-                <w:rFonts w:ascii="Calibri" w:hAnsi="Calibri"/>
-                <w:sz w:val="20"/>
-              </w:rPr>
-              <w:t xml:space="default">3</w:t>
-            </w:r>
-          </w:p>
-        </w:tc>
-        <w:tc>
-          <w:tcPr>
-            <w:tcBorders>
-              <w:top w:val="single" w:space="0" w:color="D3D3D3"/>
-              <w:bottom w:val="single" w:space="0" w:color="D3D3D3"/>
-              <w:start w:val="single" w:space="0" w:color="D3D3D3"/>
-              <w:end w:val="single" w:space="0" w:color="D3D3D3"/>
-            </w:tcBorders>
-          </w:tcPr>
-          <w:p>
-            <w:pPr>
-              <w:spacing w:before="0" w:after="60"/>
-              <w:keepNext/>
-              <w:jc w:val="start"/>
-            </w:pPr>
-            <w:r>
-              <w:rPr>
-                <w:rFonts w:ascii="Calibri" w:hAnsi="Calibri"/>
-                <w:sz w:val="20"/>
-              </w:rPr>
-              <w:t xml:space="default">Chisq = 870.06</w:t>
-            </w:r>
-          </w:p>
-        </w:tc>
-        <w:tc>
-          <w:tcPr>
-            <w:tcBorders>
-              <w:top w:val="single" w:space="0" w:color="D3D3D3"/>
-              <w:bottom w:val="single" w:space="0" w:color="D3D3D3"/>
-              <w:start w:val="single" w:space="0" w:color="D3D3D3"/>
-              <w:end w:val="single" w:space="0" w:color="D3D3D3"/>
-            </w:tcBorders>
-          </w:tcPr>
-          <w:p>
-            <w:pPr>
-              <w:spacing w:before="0" w:after="60"/>
-              <w:keepNext/>
-              <w:jc w:val="start"/>
-            </w:pPr>
-            <w:r>
-              <w:rPr>
-                <w:rFonts w:ascii="Calibri" w:hAnsi="Calibri"/>
-                <w:sz w:val="20"/>
-              </w:rPr>
-              <w:t xml:space="default">&lt;0.001</w:t>
-            </w:r>
-          </w:p>
-        </w:tc>
-        <w:tc>
-          <w:tcPr>
-            <w:tcBorders>
-              <w:top w:val="single" w:space="0" w:color="D3D3D3"/>
-              <w:bottom w:val="single" w:space="0" w:color="D3D3D3"/>
-              <w:start w:val="single" w:space="0" w:color="D3D3D3"/>
-              <w:end w:val="single" w:space="0" w:color="D3D3D3"/>
-            </w:tcBorders>
-          </w:tcPr>
-          <w:p>
-            <w:pPr>
-              <w:spacing w:before="0" w:after="60"/>
-              <w:keepNext/>
-              <w:jc w:val="end"/>
-            </w:pPr>
-            <w:r>
-              <w:rPr>
-                <w:rFonts w:ascii="Calibri" w:hAnsi="Calibri"/>
-                <w:sz w:val="20"/>
-              </w:rPr>
-              <w:t xml:space="default"/>
-            </w:r>
-          </w:p>
-        </w:tc>
-      </w:tr>
-      <w:tr>
-        <w:trPr>
-          <w:cantSplit/>
-        </w:trPr>
-        <w:tc>
-          <w:tcPr>
-            <w:tcBorders>
-              <w:top w:val="single" w:space="0" w:color="D3D3D3"/>
-              <w:bottom w:val="single" w:space="0" w:color="D3D3D3"/>
-              <w:start w:val="single" w:space="0" w:color="D3D3D3"/>
-              <w:end w:val="single" w:space="0" w:color="D3D3D3"/>
-            </w:tcBorders>
-          </w:tcPr>
-          <w:p>
-            <w:pPr>
-              <w:spacing w:before="0" w:after="60"/>
-              <w:keepNext/>
-              <w:jc w:val="start"/>
-            </w:pPr>
-            <w:r>
-              <w:rPr>
-                <w:rFonts w:ascii="Calibri" w:hAnsi="Calibri"/>
-                <w:sz w:val="20"/>
-                <w:b w:val="true"/>
-              </w:rPr>
-              <w:t xml:space="default">ANOVA</w:t>
-            </w:r>
-          </w:p>
-        </w:tc>
-        <w:tc>
-          <w:tcPr>
-            <w:tcBorders>
-              <w:top w:val="single" w:space="0" w:color="D3D3D3"/>
-              <w:bottom w:val="single" w:space="0" w:color="D3D3D3"/>
-              <w:start w:val="single" w:space="0" w:color="D3D3D3"/>
-              <w:end w:val="single" w:space="0" w:color="D3D3D3"/>
-            </w:tcBorders>
-          </w:tcPr>
-          <w:p>
-            <w:pPr>
-              <w:spacing w:before="0" w:after="60"/>
-              <w:keepNext/>
-              <w:jc w:val="start"/>
-            </w:pPr>
-            <w:r>
-              <w:rPr>
-                <w:rFonts w:ascii="Calibri" w:hAnsi="Calibri"/>
-                <w:sz w:val="20"/>
-              </w:rPr>
-              <w:t xml:space="default">Treatment:ns(as.numeric(Day), df = 3)</w:t>
-            </w:r>
-          </w:p>
-        </w:tc>
-        <w:tc>
-          <w:tcPr>
-            <w:tcBorders>
-              <w:top w:val="single" w:space="0" w:color="D3D3D3"/>
-              <w:bottom w:val="single" w:space="0" w:color="D3D3D3"/>
-              <w:start w:val="single" w:space="0" w:color="D3D3D3"/>
-              <w:end w:val="single" w:space="0" w:color="D3D3D3"/>
-            </w:tcBorders>
-          </w:tcPr>
-          <w:p>
-            <w:pPr>
-              <w:spacing w:before="0" w:after="60"/>
-              <w:keepNext/>
-              <w:jc w:val="end"/>
-            </w:pPr>
-            <w:r>
-              <w:rPr>
-                <w:rFonts w:ascii="Calibri" w:hAnsi="Calibri"/>
-                <w:sz w:val="20"/>
-              </w:rPr>
-              <w:t xml:space="default"/>
-            </w:r>
-          </w:p>
-        </w:tc>
-        <w:tc>
-          <w:tcPr>
-            <w:tcBorders>
-              <w:top w:val="single" w:space="0" w:color="D3D3D3"/>
-              <w:bottom w:val="single" w:space="0" w:color="D3D3D3"/>
-              <w:start w:val="single" w:space="0" w:color="D3D3D3"/>
-              <w:end w:val="single" w:space="0" w:color="D3D3D3"/>
-            </w:tcBorders>
-          </w:tcPr>
-          <w:p>
-            <w:pPr>
-              <w:spacing w:before="0" w:after="60"/>
-              <w:keepNext/>
-              <w:jc w:val="end"/>
-            </w:pPr>
-            <w:r>
-              <w:rPr>
-                <w:rFonts w:ascii="Calibri" w:hAnsi="Calibri"/>
-                <w:sz w:val="20"/>
-              </w:rPr>
-              <w:t xml:space="default"/>
-            </w:r>
-          </w:p>
-        </w:tc>
-        <w:tc>
-          <w:tcPr>
-            <w:tcBorders>
-              <w:top w:val="single" w:space="0" w:color="D3D3D3"/>
-              <w:bottom w:val="single" w:space="0" w:color="D3D3D3"/>
-              <w:start w:val="single" w:space="0" w:color="D3D3D3"/>
-              <w:end w:val="single" w:space="0" w:color="D3D3D3"/>
-            </w:tcBorders>
-          </w:tcPr>
-          <w:p>
-            <w:pPr>
-              <w:spacing w:before="0" w:after="60"/>
-              <w:keepNext/>
-              <w:jc w:val="start"/>
-            </w:pPr>
-            <w:r>
-              <w:rPr>
-                <w:rFonts w:ascii="Calibri" w:hAnsi="Calibri"/>
-                <w:sz w:val="20"/>
-              </w:rPr>
-              <w:t xml:space="default"/>
-            </w:r>
-          </w:p>
-        </w:tc>
-        <w:tc>
-          <w:tcPr>
-            <w:tcBorders>
-              <w:top w:val="single" w:space="0" w:color="D3D3D3"/>
-              <w:bottom w:val="single" w:space="0" w:color="D3D3D3"/>
-              <w:start w:val="single" w:space="0" w:color="D3D3D3"/>
-              <w:end w:val="single" w:space="0" w:color="D3D3D3"/>
-            </w:tcBorders>
-          </w:tcPr>
-          <w:p>
-            <w:pPr>
-              <w:spacing w:before="0" w:after="60"/>
-              <w:keepNext/>
-              <w:jc w:val="end"/>
-            </w:pPr>
-            <w:r>
-              <w:rPr>
-                <w:rFonts w:ascii="Calibri" w:hAnsi="Calibri"/>
-                <w:sz w:val="20"/>
-              </w:rPr>
-              <w:t xml:space="default">9</w:t>
-            </w:r>
-          </w:p>
-        </w:tc>
-        <w:tc>
-          <w:tcPr>
-            <w:tcBorders>
-              <w:top w:val="single" w:space="0" w:color="D3D3D3"/>
-              <w:bottom w:val="single" w:space="0" w:color="D3D3D3"/>
-              <w:start w:val="single" w:space="0" w:color="D3D3D3"/>
-              <w:end w:val="single" w:space="0" w:color="D3D3D3"/>
-            </w:tcBorders>
-          </w:tcPr>
-          <w:p>
-            <w:pPr>
-              <w:spacing w:before="0" w:after="60"/>
-              <w:keepNext/>
-              <w:jc w:val="start"/>
-            </w:pPr>
-            <w:r>
-              <w:rPr>
-                <w:rFonts w:ascii="Calibri" w:hAnsi="Calibri"/>
-                <w:sz w:val="20"/>
-              </w:rPr>
-              <w:t xml:space="default">Chisq = 390.43</w:t>
-            </w:r>
-          </w:p>
-        </w:tc>
-        <w:tc>
-          <w:tcPr>
-            <w:tcBorders>
-              <w:top w:val="single" w:space="0" w:color="D3D3D3"/>
-              <w:bottom w:val="single" w:space="0" w:color="D3D3D3"/>
-              <w:start w:val="single" w:space="0" w:color="D3D3D3"/>
-              <w:end w:val="single" w:space="0" w:color="D3D3D3"/>
-            </w:tcBorders>
-          </w:tcPr>
-          <w:p>
-            <w:pPr>
-              <w:spacing w:before="0" w:after="60"/>
-              <w:keepNext/>
-              <w:jc w:val="start"/>
-            </w:pPr>
-            <w:r>
-              <w:rPr>
-                <w:rFonts w:ascii="Calibri" w:hAnsi="Calibri"/>
-                <w:sz w:val="20"/>
-              </w:rPr>
-              <w:t xml:space="default">&lt;0.001</w:t>
-            </w:r>
-          </w:p>
-        </w:tc>
-        <w:tc>
-          <w:tcPr>
-            <w:tcBorders>
-              <w:top w:val="single" w:space="0" w:color="D3D3D3"/>
-              <w:bottom w:val="single" w:space="0" w:color="D3D3D3"/>
-              <w:start w:val="single" w:space="0" w:color="D3D3D3"/>
-              <w:end w:val="single" w:space="0" w:color="D3D3D3"/>
-            </w:tcBorders>
-          </w:tcPr>
-          <w:p>
-            <w:pPr>
-              <w:spacing w:before="0" w:after="60"/>
-              <w:keepNext/>
-              <w:jc w:val="end"/>
-            </w:pPr>
-            <w:r>
-              <w:rPr>
-                <w:rFonts w:ascii="Calibri" w:hAnsi="Calibri"/>
-                <w:sz w:val="20"/>
-              </w:rPr>
-              <w:t xml:space="default"/>
+            <w:gridSpan w:val="9"/>
+          </w:tcPr>
+          <w:p>
+            <w:pPr>
+              <w:spacing w:before="0" w:after="60"/>
+              <w:keepNext/>
+            </w:pPr>
+            <w:r>
+              <w:rPr>
+                <w:rFonts w:ascii="Calibri" w:hAnsi="Calibri"/>
+                <w:sz w:val="20"/>
+              </w:rPr>
+              <w:t xml:space="default">Coefficient df approximated via Satterthwaite method.</w:t>
             </w:r>
           </w:p>
         </w:tc>
